--- a/ESG_Toolkit_V4_UserGuide.docx
+++ b/ESG_Toolkit_V4_UserGuide.docx
@@ -2,98 +2,59 @@
 <file path=word/document.xml><?xml version="1.0" encoding="utf-8"?>
 <w:document xmlns:wpc="http://schemas.microsoft.com/office/word/2010/wordprocessingCanvas" xmlns:mo="http://schemas.microsoft.com/office/mac/office/2008/main" xmlns:mc="http://schemas.openxmlformats.org/markup-compatibility/2006" xmlns:mv="urn:schemas-microsoft-com:mac:vml" xmlns:o="urn:schemas-microsoft-com:office:office" xmlns:r="http://schemas.openxmlformats.org/officeDocument/2006/relationships" xmlns:m="http://schemas.openxmlformats.org/officeDocument/2006/math" xmlns:v="urn:schemas-microsoft-com:vml" xmlns:wp14="http://schemas.microsoft.com/office/word/2010/wordprocessingDrawing" xmlns:wp="http://schemas.openxmlformats.org/drawingml/2006/wordprocessingDrawing" xmlns:w10="urn:schemas-microsoft-com:office:word" xmlns:w="http://schemas.openxmlformats.org/wordprocessingml/2006/main" xmlns:w14="http://schemas.microsoft.com/office/word/2010/wordml" xmlns:wpg="http://schemas.microsoft.com/office/word/2010/wordprocessingGroup" xmlns:wpi="http://schemas.microsoft.com/office/word/2010/wordprocessingInk" xmlns:wne="http://schemas.microsoft.com/office/word/2006/wordml" xmlns:wps="http://schemas.microsoft.com/office/word/2010/wordprocessingShape" mc:Ignorable="w14 wp14">
   <w:body>
+    <w:p/>
     <w:p>
       <w:pPr>
-        <w:jc w:val="right"/>
+        <w:jc w:val="center"/>
       </w:pPr>
       <w:r>
         <w:rPr>
           <w:b/>
           <w:color w:val="1A6B3C"/>
-          <w:sz w:val="16"/>
+          <w:sz w:val="56"/>
         </w:rPr>
-        <w:t>OFFICIAL HANDOUT // ESG HEALTH CHECK TOOLKIT V4.0</w:t>
+        <w:t>ESG Health Check</w:t>
       </w:r>
     </w:p>
     <w:p>
       <w:pPr>
-        <w:spacing w:after="360"/>
+        <w:jc w:val="center"/>
       </w:pPr>
       <w:r>
         <w:rPr>
-          <w:b/>
-          <w:color w:val="1A6B3C"/>
-          <w:sz w:val="44"/>
+          <w:color w:val="6B8A75"/>
+          <w:sz w:val="28"/>
         </w:rPr>
-        <w:t>ESG Health Check Tool — User Workflow Guide</w:t>
+        <w:t>User Guide  —  Version 4.1</w:t>
       </w:r>
     </w:p>
     <w:p>
       <w:pPr>
-        <w:pStyle w:val="Heading1"/>
+        <w:jc w:val="center"/>
       </w:pPr>
       <w:r>
-        <w:t>ESG Compliance &amp; Carbon Hub — User Guide</w:t>
+        <w:rPr>
+          <w:color w:val="6B8A75"/>
+          <w:sz w:val="20"/>
+        </w:rPr>
+        <w:t>i-nocarbon  |  June 2026</w:t>
       </w:r>
     </w:p>
-    <w:p>
-      <w:r>
-        <w:t xml:space="preserve">This guide provides operational workflows and step-by-step instructions for business users, sustainability leads, and compliance managers using the </w:t>
-      </w:r>
-      <w:r>
-        <w:rPr>
-          <w:b/>
-        </w:rPr>
-        <w:t>ESG Compliance &amp; Carbon Hub</w:t>
-      </w:r>
-      <w:r>
-        <w:t>.</w:t>
-      </w:r>
-    </w:p>
-    <w:p>
-      <w:pPr>
-        <w:pStyle w:val="Heading1"/>
-      </w:pPr>
-      <w:r>
-        <w:t>1. Executive Workflow Overview</w:t>
-      </w:r>
-    </w:p>
-    <w:p>
-      <w:r>
-        <w:t>The ESG Hub operates as an interconnected, single-page application. Inputs entered in one tab (such as company name, size, jurisdiction, or carbon outputs) automatically update diagnostic metrics, regulatory requirements, B-Corp fee schedules, and the compiled Consolidated Report.</w:t>
-      </w:r>
-    </w:p>
-    <w:p>
-      <w:r>
-        <w:t>We recommend following this standard diagnostic-to-report workflow:</w:t>
-      </w:r>
-    </w:p>
+    <w:p/>
     <w:tbl>
       <w:tblPr>
+        <w:tblStyle w:val="TableGrid"/>
         <w:tblW w:type="auto" w:w="0"/>
-        <w:jc w:val="center"/>
         <w:tblLook w:firstColumn="1" w:firstRow="1" w:lastColumn="0" w:lastRow="0" w:noHBand="0" w:noVBand="1" w:val="04A0"/>
       </w:tblPr>
       <w:tblGrid>
-        <w:gridCol w:w="9360"/>
+        <w:gridCol w:w="9406"/>
       </w:tblGrid>
       <w:tr>
         <w:tc>
           <w:tcPr>
-            <w:tcW w:type="dxa" w:w="9360"/>
-            <w:shd w:fill="F1F8E9"/>
-            <w:tcMar>
-              <w:top w:w="120" w:type="dxa"/>
-              <w:bottom w:w="120" w:type="dxa"/>
-              <w:left w:w="180" w:type="dxa"/>
-              <w:right w:w="180" w:type="dxa"/>
-            </w:tcMar>
-            <w:tcBorders>
-              <w:left w:val="single" w:sz="24" w:color="1A6B3C"/>
-              <w:top w:val="none"/>
-              <w:bottom w:val="none"/>
-              <w:right w:val="none"/>
-            </w:tcBorders>
+            <w:tcW w:type="dxa" w:w="8640"/>
+            <w:shd w:val="clear" w:color="auto" w:fill="D6EDDF"/>
           </w:tcPr>
           <w:p>
             <w:r>
@@ -102,860 +63,2176 @@
                 <w:color w:val="1A6B3C"/>
                 <w:sz w:val="20"/>
               </w:rPr>
-              <w:t>ℹ️ Code Snippet / Workflow Details</w:t>
-              <w:br/>
+              <w:t>Who this guide is for</w:t>
             </w:r>
+          </w:p>
+          <w:p>
             <w:r>
               <w:rPr>
-                <w:color w:val="2D4A38"/>
                 <w:sz w:val="19"/>
               </w:rPr>
-              <w:t>graph TD</w:t>
-              <w:br/>
+              <w:t>This guide is written for business users completing the ESG Health Check assessment.</w:t>
             </w:r>
+          </w:p>
+          <w:p>
             <w:r>
               <w:rPr>
-                <w:color w:val="2D4A38"/>
                 <w:sz w:val="19"/>
               </w:rPr>
-              <w:t xml:space="preserve">    A[1. ESG Maturity Diagnostic] --&gt; B[2. Setup &amp; Regulatory Intake]</w:t>
-              <w:br/>
+              <w:t>For administrator setup (API keys, branding, passwords), see the Handover Guide.</w:t>
             </w:r>
+          </w:p>
+          <w:p>
             <w:r>
               <w:rPr>
-                <w:color w:val="2D4A38"/>
                 <w:sz w:val="19"/>
               </w:rPr>
-              <w:t xml:space="preserve">    B --&gt; C[3. Qualitative Questionnaire]</w:t>
-              <w:br/>
-            </w:r>
-            <w:r>
-              <w:rPr>
-                <w:color w:val="2D4A38"/>
-                <w:sz w:val="19"/>
-              </w:rPr>
-              <w:t xml:space="preserve">    B --&gt; D[4. Carbon Calculator]</w:t>
-              <w:br/>
-            </w:r>
-            <w:r>
-              <w:rPr>
-                <w:color w:val="2D4A38"/>
-                <w:sz w:val="19"/>
-              </w:rPr>
-              <w:t xml:space="preserve">    D --&gt; E[5. Carbon Dashboard]</w:t>
-              <w:br/>
-            </w:r>
-            <w:r>
-              <w:rPr>
-                <w:color w:val="2D4A38"/>
-                <w:sz w:val="19"/>
-              </w:rPr>
-              <w:t xml:space="preserve">    C --&gt; F[6. B-Corp Assessment]</w:t>
-              <w:br/>
-            </w:r>
-            <w:r>
-              <w:rPr>
-                <w:color w:val="2D4A38"/>
-                <w:sz w:val="19"/>
-              </w:rPr>
-              <w:t xml:space="preserve">    E --&gt; F</w:t>
-              <w:br/>
-            </w:r>
-            <w:r>
-              <w:rPr>
-                <w:color w:val="2D4A38"/>
-                <w:sz w:val="19"/>
-              </w:rPr>
-              <w:t xml:space="preserve">    F --&gt; G[7. Consolidated Report]</w:t>
-              <w:br/>
-            </w:r>
-            <w:r>
-              <w:rPr>
-                <w:color w:val="2D4A38"/>
-                <w:sz w:val="19"/>
-              </w:rPr>
-              <w:t xml:space="preserve">    G --&gt; H[Print / PDF Sign-Off]</w:t>
-              <w:br/>
+              <w:t>No technical knowledge is required to use this tool.</w:t>
             </w:r>
           </w:p>
         </w:tc>
       </w:tr>
     </w:tbl>
+    <w:p/>
     <w:p>
       <w:pPr>
         <w:pStyle w:val="Heading1"/>
+        <w:spacing w:before="280" w:after="80"/>
       </w:pPr>
       <w:r>
-        <w:t>2. Detailed Tab Workflows</w:t>
+        <w:rPr>
+          <w:color w:val="1A6B3C"/>
+        </w:rPr>
+        <w:t>1.  What Is the ESG Health Check?</w:t>
+      </w:r>
+    </w:p>
+    <w:p>
+      <w:pPr>
+        <w:spacing w:after="120"/>
+      </w:pPr>
+      <w:r>
+        <w:rPr>
+          <w:b w:val="0"/>
+          <w:i w:val="0"/>
+          <w:sz w:val="20"/>
+        </w:rPr>
+        <w:t>The ESG Health Check is a free, browser-based self-assessment tool that measures your organisation's Environmental, Social, and Governance (ESG) maturity across 21 targeted questions in approximately 8 minutes. No data is sent to any server — everything stays in your browser.</w:t>
+      </w:r>
+    </w:p>
+    <w:p>
+      <w:pPr>
+        <w:pStyle w:val="ListBullet"/>
+        <w:spacing w:after="60"/>
+      </w:pPr>
+      <w:r>
+        <w:rPr>
+          <w:sz w:val="20"/>
+        </w:rPr>
+        <w:t>21 questions across 6 ESG dimensions</w:t>
+      </w:r>
+    </w:p>
+    <w:p>
+      <w:pPr>
+        <w:pStyle w:val="ListBullet"/>
+        <w:spacing w:after="60"/>
+      </w:pPr>
+      <w:r>
+        <w:rPr>
+          <w:sz w:val="20"/>
+        </w:rPr>
+        <w:t>Sector benchmark comparison (EcoVadis 2024 data)</w:t>
+      </w:r>
+    </w:p>
+    <w:p>
+      <w:pPr>
+        <w:pStyle w:val="ListBullet"/>
+        <w:spacing w:after="60"/>
+      </w:pPr>
+      <w:r>
+        <w:rPr>
+          <w:sz w:val="20"/>
+        </w:rPr>
+        <w:t>Personalised action roadmap with framework recommendations</w:t>
+      </w:r>
+    </w:p>
+    <w:p>
+      <w:pPr>
+        <w:pStyle w:val="ListBullet"/>
+        <w:spacing w:after="60"/>
+      </w:pPr>
+      <w:r>
+        <w:rPr>
+          <w:sz w:val="20"/>
+        </w:rPr>
+        <w:t>Optional AI-powered executive summary and chat advisor</w:t>
+      </w:r>
+    </w:p>
+    <w:p>
+      <w:pPr>
+        <w:pStyle w:val="ListBullet"/>
+        <w:spacing w:after="60"/>
+      </w:pPr>
+      <w:r>
+        <w:rPr>
+          <w:sz w:val="20"/>
+        </w:rPr>
+        <w:t>PDF export and data backup functionality</w:t>
+      </w:r>
+    </w:p>
+    <w:p>
+      <w:pPr>
+        <w:pStyle w:val="ListBullet"/>
+        <w:spacing w:after="60"/>
+      </w:pPr>
+      <w:r>
+        <w:rPr>
+          <w:sz w:val="20"/>
+        </w:rPr>
+        <w:t>Works on desktop and mobile browsers — no installation needed</w:t>
+      </w:r>
+    </w:p>
+    <w:p>
+      <w:pPr>
+        <w:pStyle w:val="Heading1"/>
+        <w:spacing w:before="280" w:after="80"/>
+      </w:pPr>
+      <w:r>
+        <w:rPr>
+          <w:color w:val="1A6B3C"/>
+        </w:rPr>
+        <w:t>2.  Getting Started</w:t>
+      </w:r>
+    </w:p>
+    <w:p>
+      <w:pPr>
+        <w:spacing w:after="120"/>
+      </w:pPr>
+      <w:r>
+        <w:rPr>
+          <w:b w:val="0"/>
+          <w:i w:val="0"/>
+          <w:sz w:val="20"/>
+        </w:rPr>
+        <w:t>Open the tool in your browser. You will see the welcome screen with your organisation's branding (if configured by an administrator).</w:t>
       </w:r>
     </w:p>
     <w:p>
       <w:pPr>
         <w:pStyle w:val="Heading2"/>
+        <w:spacing w:before="160" w:after="80"/>
       </w:pPr>
       <w:r>
-        <w:t>Tab 1: ESG Maturity Diagnostic</w:t>
+        <w:rPr>
+          <w:color w:val="0D6B6B"/>
+        </w:rPr>
+        <w:t>2.1  Choosing Your Assessment Mode</w:t>
       </w:r>
     </w:p>
     <w:p>
+      <w:pPr>
+        <w:spacing w:after="120"/>
+      </w:pPr>
       <w:r>
-        <w:t>Conduct a high-level sustainability check across Environmental, Social, and Governance pillars.</w:t>
+        <w:rPr>
+          <w:b w:val="0"/>
+          <w:i w:val="0"/>
+          <w:sz w:val="20"/>
+        </w:rPr>
+        <w:t>Click '🚀 Start Assessment' in the bar at the bottom of the screen, or scroll down to the mode selector. Both modes ask the same 21 questions and produce identical results:</w:t>
+      </w:r>
+    </w:p>
+    <w:tbl>
+      <w:tblPr>
+        <w:tblStyle w:val="TableGrid"/>
+        <w:tblW w:type="auto" w:w="0"/>
+        <w:tblLook w:firstColumn="1" w:firstRow="1" w:lastColumn="0" w:lastRow="0" w:noHBand="0" w:noVBand="1" w:val="04A0"/>
+      </w:tblPr>
+      <w:tblGrid>
+        <w:gridCol w:w="4703"/>
+        <w:gridCol w:w="4703"/>
+      </w:tblGrid>
+      <w:tr>
+        <w:tc>
+          <w:tcPr>
+            <w:tcW w:type="dxa" w:w="4703"/>
+            <w:shd w:val="clear" w:color="auto" w:fill="1A6B3C"/>
+          </w:tcPr>
+          <w:p>
+            <w:r>
+              <w:rPr>
+                <w:b/>
+                <w:color w:val="FFFFFF"/>
+                <w:sz w:val="18"/>
+              </w:rPr>
+              <w:t>Mode</w:t>
+            </w:r>
+          </w:p>
+        </w:tc>
+        <w:tc>
+          <w:tcPr>
+            <w:tcW w:type="dxa" w:w="4703"/>
+            <w:shd w:val="clear" w:color="auto" w:fill="1A6B3C"/>
+          </w:tcPr>
+          <w:p>
+            <w:r>
+              <w:rPr>
+                <w:b/>
+                <w:color w:val="FFFFFF"/>
+                <w:sz w:val="18"/>
+              </w:rPr>
+              <w:t>Description</w:t>
+            </w:r>
+          </w:p>
+        </w:tc>
+      </w:tr>
+      <w:tr>
+        <w:tc>
+          <w:tcPr>
+            <w:tcW w:type="dxa" w:w="4703"/>
+            <w:shd w:val="clear" w:color="auto" w:fill="F6F9F7"/>
+          </w:tcPr>
+          <w:p>
+            <w:r>
+              <w:rPr>
+                <w:sz w:val="18"/>
+              </w:rPr>
+              <w:t>Grouped by Theme (Recommended)</w:t>
+            </w:r>
+          </w:p>
+        </w:tc>
+        <w:tc>
+          <w:tcPr>
+            <w:tcW w:type="dxa" w:w="4703"/>
+            <w:shd w:val="clear" w:color="auto" w:fill="F6F9F7"/>
+          </w:tcPr>
+          <w:p>
+            <w:r>
+              <w:rPr>
+                <w:sz w:val="18"/>
+              </w:rPr>
+              <w:t>All questions for one ESG theme appear on the same page. 6 short sections — faster to complete.</w:t>
+            </w:r>
+          </w:p>
+        </w:tc>
+      </w:tr>
+      <w:tr>
+        <w:tc>
+          <w:tcPr>
+            <w:tcW w:type="dxa" w:w="4703"/>
+            <w:shd w:val="clear" w:color="auto" w:fill="FFFFFF"/>
+          </w:tcPr>
+          <w:p>
+            <w:r>
+              <w:rPr>
+                <w:sz w:val="18"/>
+              </w:rPr>
+              <w:t>One at a Time (Classic)</w:t>
+            </w:r>
+          </w:p>
+        </w:tc>
+        <w:tc>
+          <w:tcPr>
+            <w:tcW w:type="dxa" w:w="4703"/>
+            <w:shd w:val="clear" w:color="auto" w:fill="FFFFFF"/>
+          </w:tcPr>
+          <w:p>
+            <w:r>
+              <w:rPr>
+                <w:sz w:val="18"/>
+              </w:rPr>
+              <w:t>Each question on its own page. More focused, step-by-step experience.</w:t>
+            </w:r>
+          </w:p>
+        </w:tc>
+      </w:tr>
+    </w:tbl>
+    <w:p/>
+    <w:tbl>
+      <w:tblPr>
+        <w:tblStyle w:val="TableGrid"/>
+        <w:tblW w:type="auto" w:w="0"/>
+        <w:tblLook w:firstColumn="1" w:firstRow="1" w:lastColumn="0" w:lastRow="0" w:noHBand="0" w:noVBand="1" w:val="04A0"/>
+      </w:tblPr>
+      <w:tblGrid>
+        <w:gridCol w:w="9406"/>
+      </w:tblGrid>
+      <w:tr>
+        <w:tc>
+          <w:tcPr>
+            <w:tcW w:type="dxa" w:w="8640"/>
+            <w:shd w:val="clear" w:color="auto" w:fill="D8E6F5"/>
+          </w:tcPr>
+          <w:p>
+            <w:r>
+              <w:rPr>
+                <w:b/>
+                <w:color w:val="0D6B6B"/>
+                <w:sz w:val="20"/>
+              </w:rPr>
+              <w:t>Tip — Start Assessment Button</w:t>
+            </w:r>
+          </w:p>
+          <w:p>
+            <w:r>
+              <w:rPr>
+                <w:sz w:val="19"/>
+              </w:rPr>
+              <w:t>When you click 'Start Assessment' from the welcome screen, the two mode cards will pulse green and a hint arrow appears to guide you to choose your preferred mode.</w:t>
+            </w:r>
+          </w:p>
+        </w:tc>
+      </w:tr>
+    </w:tbl>
+    <w:p/>
+    <w:p>
+      <w:pPr>
+        <w:pStyle w:val="Heading2"/>
+        <w:spacing w:before="160" w:after="80"/>
+      </w:pPr>
+      <w:r>
+        <w:rPr>
+          <w:color w:val="0D6B6B"/>
+        </w:rPr>
+        <w:t>2.2  Saving Your Progress</w:t>
+      </w:r>
+    </w:p>
+    <w:p>
+      <w:pPr>
+        <w:spacing w:after="120"/>
+      </w:pPr>
+      <w:r>
+        <w:rPr>
+          <w:b w:val="0"/>
+          <w:i w:val="0"/>
+          <w:sz w:val="20"/>
+        </w:rPr>
+        <w:t>Your answers are automatically saved to your browser as you go. If you close the browser or navigate away:</w:t>
       </w:r>
     </w:p>
     <w:p>
       <w:pPr>
         <w:pStyle w:val="ListBullet"/>
+        <w:spacing w:after="60"/>
       </w:pPr>
       <w:r>
-        <w:t xml:space="preserve">Click </w:t>
-      </w:r>
-      <w:r>
         <w:rPr>
-          <w:b/>
+          <w:sz w:val="20"/>
         </w:rPr>
-        <w:t>Begin Your ESG Health Check</w:t>
-      </w:r>
-      <w:r>
-        <w:t xml:space="preserve"> to open the wizard.</w:t>
+        <w:t>Your progress is preserved in your browser's local storage</w:t>
       </w:r>
     </w:p>
     <w:p>
       <w:pPr>
         <w:pStyle w:val="ListBullet"/>
+        <w:spacing w:after="60"/>
       </w:pPr>
       <w:r>
-        <w:t xml:space="preserve"> Answer all </w:t>
-      </w:r>
-      <w:r>
         <w:rPr>
-          <w:b/>
+          <w:sz w:val="20"/>
         </w:rPr>
-        <w:t>21 questions</w:t>
-      </w:r>
-      <w:r>
-        <w:t xml:space="preserve"> (7 per pillar). Hover over the </w:t>
-      </w:r>
-      <w:r>
-        <w:rPr>
-          <w:rFonts w:ascii="Consolas" w:hAnsi="Consolas"/>
-          <w:color w:val="C0392B"/>
-          <w:sz w:val="19"/>
-        </w:rPr>
-        <w:t>[?]</w:t>
-      </w:r>
-      <w:r>
-        <w:t xml:space="preserve"> tooltips for guidance on specific terms.</w:t>
+        <w:t>When you return, you will see a 'Saved Progress Found' banner with the option to continue or start fresh</w:t>
       </w:r>
     </w:p>
     <w:p>
       <w:pPr>
         <w:pStyle w:val="ListBullet"/>
+        <w:spacing w:after="60"/>
       </w:pPr>
       <w:r>
-        <w:t xml:space="preserve"> Click </w:t>
+        <w:rPr>
+          <w:sz w:val="20"/>
+        </w:rPr>
+        <w:t>A warning message appears if you try to close the browser with unsaved progress</w:t>
       </w:r>
+    </w:p>
+    <w:tbl>
+      <w:tblPr>
+        <w:tblStyle w:val="TableGrid"/>
+        <w:tblW w:type="auto" w:w="0"/>
+        <w:tblLook w:firstColumn="1" w:firstRow="1" w:lastColumn="0" w:lastRow="0" w:noHBand="0" w:noVBand="1" w:val="04A0"/>
+      </w:tblPr>
+      <w:tblGrid>
+        <w:gridCol w:w="9406"/>
+      </w:tblGrid>
+      <w:tr>
+        <w:tc>
+          <w:tcPr>
+            <w:tcW w:type="dxa" w:w="8640"/>
+            <w:shd w:val="clear" w:color="auto" w:fill="FAEBD4"/>
+          </w:tcPr>
+          <w:p>
+            <w:r>
+              <w:rPr>
+                <w:b/>
+                <w:color w:val="C97B22"/>
+                <w:sz w:val="20"/>
+              </w:rPr>
+              <w:t>Important — Data Storage</w:t>
+            </w:r>
+          </w:p>
+          <w:p>
+            <w:r>
+              <w:rPr>
+                <w:sz w:val="19"/>
+              </w:rPr>
+              <w:t>Your answers and API keys are stored only in your own browser (localStorage).</w:t>
+            </w:r>
+          </w:p>
+          <w:p>
+            <w:r>
+              <w:rPr>
+                <w:sz w:val="19"/>
+              </w:rPr>
+              <w:t>Clearing your browser history or cache will delete saved progress.</w:t>
+            </w:r>
+          </w:p>
+          <w:p>
+            <w:r>
+              <w:rPr>
+                <w:sz w:val="19"/>
+              </w:rPr>
+              <w:t>Use 'Download Backup' on the results screen to save a permanent copy.</w:t>
+            </w:r>
+          </w:p>
+        </w:tc>
+      </w:tr>
+    </w:tbl>
+    <w:p/>
+    <w:p>
+      <w:pPr>
+        <w:pStyle w:val="Heading1"/>
+        <w:spacing w:before="280" w:after="80"/>
+      </w:pPr>
       <w:r>
         <w:rPr>
-          <w:b/>
+          <w:color w:val="1A6B3C"/>
         </w:rPr>
-        <w:t>See Results</w:t>
+        <w:t>3.  Completing the Assessment</w:t>
       </w:r>
+    </w:p>
+    <w:p>
+      <w:pPr>
+        <w:pStyle w:val="Heading2"/>
+        <w:spacing w:before="160" w:after="80"/>
+      </w:pPr>
       <w:r>
-        <w:t xml:space="preserve"> at the end. The system will calculate:</w:t>
+        <w:rPr>
+          <w:color w:val="0D6B6B"/>
+        </w:rPr>
+        <w:t>3.1  Answering Questions</w:t>
+      </w:r>
+    </w:p>
+    <w:p>
+      <w:pPr>
+        <w:spacing w:after="120"/>
+      </w:pPr>
+      <w:r>
+        <w:rPr>
+          <w:b w:val="0"/>
+          <w:i w:val="0"/>
+          <w:sz w:val="20"/>
+        </w:rPr>
+        <w:t>Each question has 4 answer options scored 0–4. Select the answer that best reflects your organisation's current position. There are no right or wrong answers — honest responses produce the most useful results.</w:t>
+      </w:r>
+    </w:p>
+    <w:p>
+      <w:pPr>
+        <w:spacing w:after="120"/>
+      </w:pPr>
+      <w:r>
+        <w:rPr>
+          <w:b w:val="0"/>
+          <w:i w:val="0"/>
+          <w:sz w:val="20"/>
+        </w:rPr>
+        <w:t>Progress is tracked in the header bar showing your current section (e.g. 'Section 2 of 6').</w:t>
+      </w:r>
+    </w:p>
+    <w:p>
+      <w:pPr>
+        <w:pStyle w:val="Heading2"/>
+        <w:spacing w:before="160" w:after="80"/>
+      </w:pPr>
+      <w:r>
+        <w:rPr>
+          <w:color w:val="0D6B6B"/>
+        </w:rPr>
+        <w:t>3.2  Satisfaction Gate — Reviewing Before Your Report</w:t>
+      </w:r>
+    </w:p>
+    <w:p>
+      <w:pPr>
+        <w:spacing w:after="120"/>
+      </w:pPr>
+      <w:r>
+        <w:rPr>
+          <w:b w:val="0"/>
+          <w:i w:val="0"/>
+          <w:sz w:val="20"/>
+        </w:rPr>
+        <w:t>When you click 'See My ESG Score →' after entering your details, a confirmation screen appears:</w:t>
+      </w:r>
+    </w:p>
+    <w:tbl>
+      <w:tblPr>
+        <w:tblStyle w:val="TableGrid"/>
+        <w:tblW w:type="auto" w:w="0"/>
+        <w:tblLook w:firstColumn="1" w:firstRow="1" w:lastColumn="0" w:lastRow="0" w:noHBand="0" w:noVBand="1" w:val="04A0"/>
+      </w:tblPr>
+      <w:tblGrid>
+        <w:gridCol w:w="9406"/>
+      </w:tblGrid>
+      <w:tr>
+        <w:tc>
+          <w:tcPr>
+            <w:tcW w:type="dxa" w:w="8640"/>
+            <w:shd w:val="clear" w:color="auto" w:fill="D6EDDF"/>
+          </w:tcPr>
+          <w:p>
+            <w:r>
+              <w:rPr>
+                <w:b/>
+                <w:color w:val="1A6B3C"/>
+                <w:sz w:val="20"/>
+              </w:rPr>
+              <w:t>🎯  Ready to see your results?</w:t>
+            </w:r>
+          </w:p>
+          <w:p>
+            <w:r>
+              <w:rPr>
+                <w:sz w:val="19"/>
+              </w:rPr>
+              <w:t>You will be asked: 'Are you happy with your answers, or would you like to review and edit them first?'</w:t>
+            </w:r>
+          </w:p>
+          <w:p>
+            <w:r>
+              <w:rPr>
+                <w:sz w:val="19"/>
+              </w:rPr>
+            </w:r>
+          </w:p>
+          <w:p>
+            <w:r>
+              <w:rPr>
+                <w:sz w:val="19"/>
+              </w:rPr>
+              <w:t xml:space="preserve">  ✏️  Edit My Answers  →  Returns you to Section 1 of the quiz with all your existing answers pre-filled</w:t>
+            </w:r>
+          </w:p>
+          <w:p>
+            <w:r>
+              <w:rPr>
+                <w:sz w:val="19"/>
+              </w:rPr>
+              <w:t xml:space="preserve">  ✓  Yes, Show My Report  →  Proceeds directly to your personalised results</w:t>
+            </w:r>
+          </w:p>
+        </w:tc>
+      </w:tr>
+    </w:tbl>
+    <w:p/>
+    <w:p>
+      <w:pPr>
+        <w:spacing w:after="120"/>
+      </w:pPr>
+      <w:r>
+        <w:rPr>
+          <w:b w:val="0"/>
+          <w:i w:val="0"/>
+          <w:sz w:val="20"/>
+        </w:rPr>
+        <w:t>You can also click 'Skip — just show me the results' to bypass this confirmation.</w:t>
+      </w:r>
+    </w:p>
+    <w:p>
+      <w:pPr>
+        <w:pStyle w:val="Heading2"/>
+        <w:spacing w:before="160" w:after="80"/>
+      </w:pPr>
+      <w:r>
+        <w:rPr>
+          <w:color w:val="0D6B6B"/>
+        </w:rPr>
+        <w:t>3.3  Your Details Screen</w:t>
+      </w:r>
+    </w:p>
+    <w:p>
+      <w:pPr>
+        <w:spacing w:after="120"/>
+      </w:pPr>
+      <w:r>
+        <w:rPr>
+          <w:b w:val="0"/>
+          <w:i w:val="0"/>
+          <w:sz w:val="20"/>
+        </w:rPr>
+        <w:t>After completing all 21 questions, you are asked to enter your details to personalise your report:</w:t>
       </w:r>
     </w:p>
     <w:p>
       <w:pPr>
         <w:pStyle w:val="ListBullet"/>
+        <w:spacing w:after="60"/>
       </w:pPr>
       <w:r>
-        <w:t xml:space="preserve">Your overall </w:t>
-      </w:r>
-      <w:r>
         <w:rPr>
-          <w:b/>
+          <w:sz w:val="20"/>
         </w:rPr>
-        <w:t>Maturity Score</w:t>
-      </w:r>
-      <w:r>
-        <w:t xml:space="preserve"> (0–100).</w:t>
+        <w:t>Your name and organisation name</w:t>
       </w:r>
     </w:p>
     <w:p>
       <w:pPr>
         <w:pStyle w:val="ListBullet"/>
+        <w:spacing w:after="60"/>
       </w:pPr>
-      <w:r/>
       <w:r>
         <w:rPr>
-          <w:b/>
+          <w:sz w:val="20"/>
         </w:rPr>
-        <w:t>Pillar Sub-scores</w:t>
-      </w:r>
-      <w:r>
-        <w:t xml:space="preserve"> (Environmental, Social, and Governance percentages).</w:t>
+        <w:t>Sector (e.g. Manufacturing, Financial Services)</w:t>
       </w:r>
     </w:p>
     <w:p>
       <w:pPr>
         <w:pStyle w:val="ListBullet"/>
+        <w:spacing w:after="60"/>
       </w:pPr>
       <w:r>
-        <w:t xml:space="preserve"> </w:t>
-      </w:r>
-      <w:r>
         <w:rPr>
-          <w:b/>
+          <w:sz w:val="20"/>
         </w:rPr>
-        <w:t>Target Slider:</w:t>
-      </w:r>
-      <w:r>
-        <w:t xml:space="preserve"> Adjust the *Maturity Target Goal* slider to see your score gap.</w:t>
+        <w:t>Region (UK, EU, US, etc.)</w:t>
       </w:r>
     </w:p>
     <w:p>
       <w:pPr>
         <w:pStyle w:val="ListBullet"/>
+        <w:spacing w:after="60"/>
       </w:pPr>
       <w:r>
-        <w:t xml:space="preserve"> </w:t>
+        <w:rPr>
+          <w:sz w:val="20"/>
+        </w:rPr>
+        <w:t>Company size and email address (optional)</w:t>
       </w:r>
+    </w:p>
+    <w:p>
+      <w:pPr>
+        <w:spacing w:after="120"/>
+      </w:pPr>
       <w:r>
         <w:rPr>
-          <w:b/>
+          <w:b w:val="0"/>
+          <w:i w:val="0"/>
+          <w:sz w:val="20"/>
         </w:rPr>
-        <w:t>Drill Down:</w:t>
+        <w:t>All fields are optional — you can click 'Skip' to go straight to the results.</w:t>
       </w:r>
-      <w:r>
-        <w:t xml:space="preserve"> Click the </w:t>
-      </w:r>
+    </w:p>
+    <w:p>
+      <w:pPr>
+        <w:pStyle w:val="Heading2"/>
+        <w:spacing w:before="160" w:after="80"/>
+      </w:pPr>
       <w:r>
         <w:rPr>
-          <w:b/>
+          <w:color w:val="0D6B6B"/>
         </w:rPr>
-        <w:t>Environmental</w:t>
+        <w:t>3.4  Editing Your Answers</w:t>
       </w:r>
-      <w:r>
-        <w:t xml:space="preserve">, </w:t>
-      </w:r>
+    </w:p>
+    <w:p>
+      <w:pPr>
+        <w:spacing w:after="120"/>
+      </w:pPr>
       <w:r>
         <w:rPr>
-          <w:b/>
+          <w:b w:val="0"/>
+          <w:i w:val="0"/>
+          <w:sz w:val="20"/>
         </w:rPr>
-        <w:t>Social</w:t>
-      </w:r>
-      <w:r>
-        <w:t xml:space="preserve">, or </w:t>
-      </w:r>
-      <w:r>
-        <w:rPr>
-          <w:b/>
-        </w:rPr>
-        <w:t>Governance</w:t>
-      </w:r>
-      <w:r>
-        <w:t xml:space="preserve"> buttons to view individual response cards.</w:t>
+        <w:t>Once your results are showing, you can go back and edit any of your answers without losing your data:</w:t>
       </w:r>
     </w:p>
     <w:p>
       <w:pPr>
         <w:pStyle w:val="ListBullet"/>
+        <w:spacing w:after="60"/>
       </w:pPr>
       <w:r>
-        <w:t xml:space="preserve"> </w:t>
+        <w:rPr>
+          <w:sz w:val="20"/>
+        </w:rPr>
+        <w:t>Click the '✏️ Edit Answers' button in the top-right of the results screen</w:t>
       </w:r>
+    </w:p>
+    <w:p>
+      <w:pPr>
+        <w:pStyle w:val="ListBullet"/>
+        <w:spacing w:after="60"/>
+      </w:pPr>
       <w:r>
         <w:rPr>
-          <w:b/>
+          <w:sz w:val="20"/>
         </w:rPr>
-        <w:t>Recommendations:</w:t>
+        <w:t>This returns you to Section 1 of the assessment with all existing answers pre-filled</w:t>
       </w:r>
+    </w:p>
+    <w:p>
+      <w:pPr>
+        <w:pStyle w:val="ListBullet"/>
+        <w:spacing w:after="60"/>
+      </w:pPr>
       <w:r>
-        <w:t xml:space="preserve"> Review the dynamic, prioritized compliance tasks generated for your lowest-scoring answers.</w:t>
+        <w:rPr>
+          <w:sz w:val="20"/>
+        </w:rPr>
+        <w:t>Change any answers you wish, then click through to update your report</w:t>
+      </w:r>
+    </w:p>
+    <w:p>
+      <w:pPr>
+        <w:pStyle w:val="ListBullet"/>
+        <w:spacing w:after="60"/>
+      </w:pPr>
+      <w:r>
+        <w:rPr>
+          <w:sz w:val="20"/>
+        </w:rPr>
+        <w:t>Your updated scores and recommendations will recalculate automatically</w:t>
+      </w:r>
+    </w:p>
+    <w:tbl>
+      <w:tblPr>
+        <w:tblStyle w:val="TableGrid"/>
+        <w:tblW w:type="auto" w:w="0"/>
+        <w:tblLook w:firstColumn="1" w:firstRow="1" w:lastColumn="0" w:lastRow="0" w:noHBand="0" w:noVBand="1" w:val="04A0"/>
+      </w:tblPr>
+      <w:tblGrid>
+        <w:gridCol w:w="9406"/>
+      </w:tblGrid>
+      <w:tr>
+        <w:tc>
+          <w:tcPr>
+            <w:tcW w:type="dxa" w:w="8640"/>
+            <w:shd w:val="clear" w:color="auto" w:fill="F0F4F0"/>
+          </w:tcPr>
+          <w:p>
+            <w:r>
+              <w:rPr>
+                <w:b/>
+                <w:color w:val="6B8A75"/>
+                <w:sz w:val="20"/>
+              </w:rPr>
+              <w:t>Note</w:t>
+            </w:r>
+          </w:p>
+          <w:p>
+            <w:r>
+              <w:rPr>
+                <w:sz w:val="19"/>
+              </w:rPr>
+              <w:t>'✏️ Edit Answers' preserves your existing answers for review.</w:t>
+            </w:r>
+          </w:p>
+          <w:p>
+            <w:r>
+              <w:rPr>
+                <w:sz w:val="19"/>
+              </w:rPr>
+              <w:t>'🔄 Retake' starts a completely fresh assessment and clears all answers.</w:t>
+            </w:r>
+          </w:p>
+        </w:tc>
+      </w:tr>
+    </w:tbl>
+    <w:p/>
+    <w:p>
+      <w:pPr>
+        <w:pStyle w:val="Heading1"/>
+        <w:spacing w:before="280" w:after="80"/>
+      </w:pPr>
+      <w:r>
+        <w:rPr>
+          <w:color w:val="1A6B3C"/>
+        </w:rPr>
+        <w:t>4.  Understanding Your Results</w:t>
       </w:r>
     </w:p>
     <w:p>
       <w:pPr>
         <w:pStyle w:val="Heading2"/>
+        <w:spacing w:before="160" w:after="80"/>
       </w:pPr>
       <w:r>
-        <w:t>Tab 2: Setup &amp; Regulatory Intake</w:t>
+        <w:rPr>
+          <w:color w:val="0D6B6B"/>
+        </w:rPr>
+        <w:t>4.1  Overall ESG Score</w:t>
+      </w:r>
+    </w:p>
+    <w:tbl>
+      <w:tblPr>
+        <w:tblStyle w:val="TableGrid"/>
+        <w:tblW w:type="auto" w:w="0"/>
+        <w:tblLook w:firstColumn="1" w:firstRow="1" w:lastColumn="0" w:lastRow="0" w:noHBand="0" w:noVBand="1" w:val="04A0"/>
+      </w:tblPr>
+      <w:tblGrid>
+        <w:gridCol w:w="4703"/>
+        <w:gridCol w:w="4703"/>
+      </w:tblGrid>
+      <w:tr>
+        <w:tc>
+          <w:tcPr>
+            <w:tcW w:type="dxa" w:w="4703"/>
+            <w:shd w:val="clear" w:color="auto" w:fill="1A6B3C"/>
+          </w:tcPr>
+          <w:p>
+            <w:r>
+              <w:rPr>
+                <w:b/>
+                <w:color w:val="FFFFFF"/>
+                <w:sz w:val="18"/>
+              </w:rPr>
+              <w:t>Score Range</w:t>
+            </w:r>
+          </w:p>
+        </w:tc>
+        <w:tc>
+          <w:tcPr>
+            <w:tcW w:type="dxa" w:w="4703"/>
+            <w:shd w:val="clear" w:color="auto" w:fill="1A6B3C"/>
+          </w:tcPr>
+          <w:p>
+            <w:r>
+              <w:rPr>
+                <w:b/>
+                <w:color w:val="FFFFFF"/>
+                <w:sz w:val="18"/>
+              </w:rPr>
+              <w:t>Band &amp; Meaning</w:t>
+            </w:r>
+          </w:p>
+        </w:tc>
+      </w:tr>
+      <w:tr>
+        <w:tc>
+          <w:tcPr>
+            <w:tcW w:type="dxa" w:w="4703"/>
+            <w:shd w:val="clear" w:color="auto" w:fill="F6F9F7"/>
+          </w:tcPr>
+          <w:p>
+            <w:r>
+              <w:rPr>
+                <w:sz w:val="18"/>
+              </w:rPr>
+              <w:t>0 – 24</w:t>
+            </w:r>
+          </w:p>
+        </w:tc>
+        <w:tc>
+          <w:tcPr>
+            <w:tcW w:type="dxa" w:w="4703"/>
+            <w:shd w:val="clear" w:color="auto" w:fill="F6F9F7"/>
+          </w:tcPr>
+          <w:p>
+            <w:r>
+              <w:rPr>
+                <w:sz w:val="18"/>
+              </w:rPr>
+              <w:t>Early Stage — ESG activity is informal or absent</w:t>
+            </w:r>
+          </w:p>
+        </w:tc>
+      </w:tr>
+      <w:tr>
+        <w:tc>
+          <w:tcPr>
+            <w:tcW w:type="dxa" w:w="4703"/>
+            <w:shd w:val="clear" w:color="auto" w:fill="FFFFFF"/>
+          </w:tcPr>
+          <w:p>
+            <w:r>
+              <w:rPr>
+                <w:sz w:val="18"/>
+              </w:rPr>
+              <w:t>25 – 44</w:t>
+            </w:r>
+          </w:p>
+        </w:tc>
+        <w:tc>
+          <w:tcPr>
+            <w:tcW w:type="dxa" w:w="4703"/>
+            <w:shd w:val="clear" w:color="auto" w:fill="FFFFFF"/>
+          </w:tcPr>
+          <w:p>
+            <w:r>
+              <w:rPr>
+                <w:sz w:val="18"/>
+              </w:rPr>
+              <w:t>Developing — Some ESG initiatives, mostly reactive</w:t>
+            </w:r>
+          </w:p>
+        </w:tc>
+      </w:tr>
+      <w:tr>
+        <w:tc>
+          <w:tcPr>
+            <w:tcW w:type="dxa" w:w="4703"/>
+            <w:shd w:val="clear" w:color="auto" w:fill="F6F9F7"/>
+          </w:tcPr>
+          <w:p>
+            <w:r>
+              <w:rPr>
+                <w:sz w:val="18"/>
+              </w:rPr>
+              <w:t>45 – 64</w:t>
+            </w:r>
+          </w:p>
+        </w:tc>
+        <w:tc>
+          <w:tcPr>
+            <w:tcW w:type="dxa" w:w="4703"/>
+            <w:shd w:val="clear" w:color="auto" w:fill="F6F9F7"/>
+          </w:tcPr>
+          <w:p>
+            <w:r>
+              <w:rPr>
+                <w:sz w:val="18"/>
+              </w:rPr>
+              <w:t>Progressing — Active ESG programme with some structure</w:t>
+            </w:r>
+          </w:p>
+        </w:tc>
+      </w:tr>
+      <w:tr>
+        <w:tc>
+          <w:tcPr>
+            <w:tcW w:type="dxa" w:w="4703"/>
+            <w:shd w:val="clear" w:color="auto" w:fill="FFFFFF"/>
+          </w:tcPr>
+          <w:p>
+            <w:r>
+              <w:rPr>
+                <w:sz w:val="18"/>
+              </w:rPr>
+              <w:t>65 – 79</w:t>
+            </w:r>
+          </w:p>
+        </w:tc>
+        <w:tc>
+          <w:tcPr>
+            <w:tcW w:type="dxa" w:w="4703"/>
+            <w:shd w:val="clear" w:color="auto" w:fill="FFFFFF"/>
+          </w:tcPr>
+          <w:p>
+            <w:r>
+              <w:rPr>
+                <w:sz w:val="18"/>
+              </w:rPr>
+              <w:t>Maturing — Credible programme with structure and intent</w:t>
+            </w:r>
+          </w:p>
+        </w:tc>
+      </w:tr>
+      <w:tr>
+        <w:tc>
+          <w:tcPr>
+            <w:tcW w:type="dxa" w:w="4703"/>
+            <w:shd w:val="clear" w:color="auto" w:fill="F6F9F7"/>
+          </w:tcPr>
+          <w:p>
+            <w:r>
+              <w:rPr>
+                <w:sz w:val="18"/>
+              </w:rPr>
+              <w:t>80 – 100</w:t>
+            </w:r>
+          </w:p>
+        </w:tc>
+        <w:tc>
+          <w:tcPr>
+            <w:tcW w:type="dxa" w:w="4703"/>
+            <w:shd w:val="clear" w:color="auto" w:fill="F6F9F7"/>
+          </w:tcPr>
+          <w:p>
+            <w:r>
+              <w:rPr>
+                <w:sz w:val="18"/>
+              </w:rPr>
+              <w:t>Leading — Exemplary ESG practice, third-party validated</w:t>
+            </w:r>
+          </w:p>
+        </w:tc>
+      </w:tr>
+    </w:tbl>
+    <w:p/>
+    <w:p>
+      <w:pPr>
+        <w:pStyle w:val="Heading2"/>
+        <w:spacing w:before="160" w:after="80"/>
+      </w:pPr>
+      <w:r>
+        <w:rPr>
+          <w:color w:val="0D6B6B"/>
+        </w:rPr>
+        <w:t>4.2  Dimension Scores &amp; Charts</w:t>
       </w:r>
     </w:p>
     <w:p>
+      <w:pPr>
+        <w:spacing w:after="120"/>
+      </w:pPr>
       <w:r>
-        <w:t>Establish your corporate profile, determine compliance mandates, and map materiality.</w:t>
+        <w:rPr>
+          <w:b w:val="0"/>
+          <w:i w:val="0"/>
+          <w:sz w:val="20"/>
+        </w:rPr>
+        <w:t>Your score is broken down across 6 ESG dimensions, each compared to your sector benchmark:</w:t>
       </w:r>
     </w:p>
     <w:p>
       <w:pPr>
         <w:pStyle w:val="ListBullet"/>
+        <w:spacing w:after="60"/>
       </w:pPr>
-      <w:r/>
       <w:r>
         <w:rPr>
-          <w:b/>
+          <w:sz w:val="20"/>
         </w:rPr>
-        <w:t>Step 1 (Jurisdiction &amp; Boundary):</w:t>
-      </w:r>
-      <w:r>
-        <w:t xml:space="preserve"> Select your primary operating region (UK, Europe, America) and company parameters.</w:t>
+        <w:t>Climate &amp; Energy</w:t>
       </w:r>
     </w:p>
     <w:p>
       <w:pPr>
         <w:pStyle w:val="ListBullet"/>
+        <w:spacing w:after="60"/>
       </w:pPr>
       <w:r>
-        <w:t xml:space="preserve"> </w:t>
-      </w:r>
-      <w:r>
         <w:rPr>
-          <w:b/>
+          <w:sz w:val="20"/>
         </w:rPr>
-        <w:t>Step 2 (Framework Recommender):</w:t>
-      </w:r>
-      <w:r>
-        <w:t xml:space="preserve"> Review recommended reporting frameworks (e.g. *CSRD* for large EU companies, *SEC Rules* for US listed entities).</w:t>
+        <w:t>Waste &amp; Circularity</w:t>
       </w:r>
     </w:p>
     <w:p>
       <w:pPr>
         <w:pStyle w:val="ListBullet"/>
+        <w:spacing w:after="60"/>
       </w:pPr>
       <w:r>
-        <w:t xml:space="preserve"> </w:t>
-      </w:r>
-      <w:r>
         <w:rPr>
-          <w:b/>
+          <w:sz w:val="20"/>
         </w:rPr>
-        <w:t>Step 3 (Materiality Toggles):</w:t>
-      </w:r>
-      <w:r>
-        <w:t xml:space="preserve"> Toggle material topics (e.g., Climate Change, Circular Economy, Workforce). Active topics directly update the qualitative questionnaire questions.</w:t>
+        <w:t>People &amp; Wellbeing</w:t>
       </w:r>
     </w:p>
     <w:p>
       <w:pPr>
         <w:pStyle w:val="ListBullet"/>
+        <w:spacing w:after="60"/>
       </w:pPr>
       <w:r>
-        <w:t xml:space="preserve"> </w:t>
+        <w:rPr>
+          <w:sz w:val="20"/>
+        </w:rPr>
+        <w:t>Community &amp; Supply Chain</w:t>
       </w:r>
+    </w:p>
+    <w:p>
+      <w:pPr>
+        <w:pStyle w:val="ListBullet"/>
+        <w:spacing w:after="60"/>
+      </w:pPr>
       <w:r>
         <w:rPr>
-          <w:b/>
+          <w:sz w:val="20"/>
         </w:rPr>
-        <w:t>Step 4 (Readiness Profile):</w:t>
+        <w:t>Leadership &amp; Governance</w:t>
       </w:r>
+    </w:p>
+    <w:p>
+      <w:pPr>
+        <w:pStyle w:val="ListBullet"/>
+        <w:spacing w:after="60"/>
+      </w:pPr>
       <w:r>
-        <w:t xml:space="preserve"> Rank your company's data readiness from Level 1 (ad-hoc spreadsheet tracking) to Level 5 (continuous automated API integration).</w:t>
+        <w:rPr>
+          <w:sz w:val="20"/>
+        </w:rPr>
+        <w:t>Reporting &amp; Transparency</w:t>
       </w:r>
     </w:p>
     <w:p>
       <w:pPr>
         <w:pStyle w:val="Heading2"/>
+        <w:spacing w:before="160" w:after="80"/>
       </w:pPr>
       <w:r>
-        <w:t>Tab 3: Qualitative Questionnaire</w:t>
+        <w:rPr>
+          <w:color w:val="0D6B6B"/>
+        </w:rPr>
+        <w:t>4.3  AI Executive Summary</w:t>
       </w:r>
     </w:p>
     <w:p>
+      <w:pPr>
+        <w:spacing w:after="120"/>
+      </w:pPr>
       <w:r>
-        <w:t>Draft compliance disclosures based on your active reporting frameworks.</w:t>
+        <w:rPr>
+          <w:b w:val="0"/>
+          <w:i w:val="0"/>
+          <w:sz w:val="20"/>
+        </w:rPr>
+        <w:t>If AI is enabled, a personalised executive summary appears at the top of your results. This is generated by the AI advisor based on your specific scores, sector, and region.</w:t>
+      </w:r>
+    </w:p>
+    <w:tbl>
+      <w:tblPr>
+        <w:tblStyle w:val="TableGrid"/>
+        <w:tblW w:type="auto" w:w="0"/>
+        <w:tblLook w:firstColumn="1" w:firstRow="1" w:lastColumn="0" w:lastRow="0" w:noHBand="0" w:noVBand="1" w:val="04A0"/>
+      </w:tblPr>
+      <w:tblGrid>
+        <w:gridCol w:w="9406"/>
+      </w:tblGrid>
+      <w:tr>
+        <w:tc>
+          <w:tcPr>
+            <w:tcW w:type="dxa" w:w="8640"/>
+            <w:shd w:val="clear" w:color="auto" w:fill="FAEBD4"/>
+          </w:tcPr>
+          <w:p>
+            <w:r>
+              <w:rPr>
+                <w:b/>
+                <w:color w:val="C97B22"/>
+                <w:sz w:val="20"/>
+              </w:rPr>
+              <w:t>AI is Off — What You See</w:t>
+            </w:r>
+          </w:p>
+          <w:p>
+            <w:r>
+              <w:rPr>
+                <w:sz w:val="19"/>
+              </w:rPr>
+              <w:t>When AI is not enabled, each AI-powered section shows a dashed prompt box explaining what would appear with AI enabled.</w:t>
+            </w:r>
+          </w:p>
+          <w:p>
+            <w:r>
+              <w:rPr>
+                <w:sz w:val="19"/>
+              </w:rPr>
+              <w:t>You or your administrator can enable AI in Admin Settings or via 'My AI Settings' on the welcome screen.</w:t>
+            </w:r>
+          </w:p>
+        </w:tc>
+      </w:tr>
+    </w:tbl>
+    <w:p/>
+    <w:p>
+      <w:pPr>
+        <w:pStyle w:val="Heading2"/>
+        <w:spacing w:before="160" w:after="80"/>
+      </w:pPr>
+      <w:r>
+        <w:rPr>
+          <w:color w:val="0D6B6B"/>
+        </w:rPr>
+        <w:t>4.4  Recommended Actions</w:t>
+      </w:r>
+    </w:p>
+    <w:p>
+      <w:pPr>
+        <w:spacing w:after="120"/>
+      </w:pPr>
+      <w:r>
+        <w:rPr>
+          <w:b w:val="0"/>
+          <w:i w:val="0"/>
+          <w:sz w:val="20"/>
+        </w:rPr>
+        <w:t>Your 4 lowest-scoring dimensions are shown with specific, prioritised action cards including:</w:t>
       </w:r>
     </w:p>
     <w:p>
       <w:pPr>
         <w:pStyle w:val="ListBullet"/>
+        <w:spacing w:after="60"/>
       </w:pPr>
       <w:r>
-        <w:t>Review the generated list of disclosure requirements (filtered dynamically by your materiality choices).</w:t>
+        <w:rPr>
+          <w:sz w:val="20"/>
+        </w:rPr>
+        <w:t>Current score and projected improvement range</w:t>
       </w:r>
     </w:p>
     <w:p>
       <w:pPr>
         <w:pStyle w:val="ListBullet"/>
+        <w:spacing w:after="60"/>
       </w:pPr>
       <w:r>
-        <w:t xml:space="preserve"> Filter the questions list by clicking </w:t>
-      </w:r>
-      <w:r>
         <w:rPr>
-          <w:b/>
+          <w:sz w:val="20"/>
         </w:rPr>
-        <w:t>Environmental</w:t>
-      </w:r>
-      <w:r>
-        <w:t xml:space="preserve">, </w:t>
-      </w:r>
-      <w:r>
-        <w:rPr>
-          <w:b/>
-        </w:rPr>
-        <w:t>Social</w:t>
-      </w:r>
-      <w:r>
-        <w:t xml:space="preserve">, or </w:t>
-      </w:r>
-      <w:r>
-        <w:rPr>
-          <w:b/>
-        </w:rPr>
-        <w:t>Governance</w:t>
-      </w:r>
-      <w:r>
-        <w:t xml:space="preserve"> quick-tabs.</w:t>
+        <w:t>Timeline estimate</w:t>
       </w:r>
     </w:p>
     <w:p>
       <w:pPr>
         <w:pStyle w:val="ListBullet"/>
+        <w:spacing w:after="60"/>
       </w:pPr>
       <w:r>
-        <w:t xml:space="preserve"> </w:t>
-      </w:r>
-      <w:r>
         <w:rPr>
-          <w:b/>
+          <w:sz w:val="20"/>
         </w:rPr>
-        <w:t>Drafting Answers:</w:t>
-      </w:r>
-      <w:r>
-        <w:t xml:space="preserve"> Type your disclosure notes directly into the provided text areas. Your progress is saved as a draft.</w:t>
+        <w:t>3 specific first steps tailored to your sector</w:t>
       </w:r>
     </w:p>
     <w:p>
       <w:pPr>
         <w:pStyle w:val="ListBullet"/>
+        <w:spacing w:after="60"/>
       </w:pPr>
       <w:r>
-        <w:t xml:space="preserve"> </w:t>
-      </w:r>
-      <w:r>
         <w:rPr>
-          <w:b/>
+          <w:sz w:val="20"/>
         </w:rPr>
-        <w:t>AI Draft Generator:</w:t>
-      </w:r>
-      <w:r>
-        <w:t xml:space="preserve"> Click </w:t>
-      </w:r>
-      <w:r>
-        <w:rPr>
-          <w:b/>
-        </w:rPr>
-        <w:t>Generate AI Draft</w:t>
-      </w:r>
-      <w:r>
-        <w:t xml:space="preserve"> on any field to populate it with industry-standard disclosure templates.</w:t>
+        <w:t>Relevant reporting frameworks</w:t>
       </w:r>
     </w:p>
     <w:p>
       <w:pPr>
         <w:pStyle w:val="Heading2"/>
+        <w:spacing w:before="160" w:after="80"/>
       </w:pPr>
       <w:r>
-        <w:t>Tab 4: Carbon Calculator</w:t>
+        <w:rPr>
+          <w:color w:val="0D6B6B"/>
+        </w:rPr>
+        <w:t>4.5  Framework Recommendations</w:t>
       </w:r>
     </w:p>
     <w:p>
+      <w:pPr>
+        <w:spacing w:after="120"/>
+      </w:pPr>
       <w:r>
-        <w:t>Measure corporate Greenhouse Gas (GHG) emissions entirely through physical consumption metrics.</w:t>
+        <w:rPr>
+          <w:b w:val="0"/>
+          <w:i w:val="0"/>
+          <w:sz w:val="20"/>
+        </w:rPr>
+        <w:t>Based on your sector, region, and company size, the tool recommends relevant ESG reporting frameworks such as GRI, CSRD, TCFD, SBTi, and UK SECR.</w:t>
+      </w:r>
+    </w:p>
+    <w:p>
+      <w:pPr>
+        <w:pStyle w:val="Heading1"/>
+        <w:spacing w:before="280" w:after="80"/>
+      </w:pPr>
+      <w:r>
+        <w:rPr>
+          <w:color w:val="1A6B3C"/>
+        </w:rPr>
+        <w:t>5.  AI Features</w:t>
+      </w:r>
+    </w:p>
+    <w:p>
+      <w:pPr>
+        <w:pStyle w:val="Heading2"/>
+        <w:spacing w:before="160" w:after="80"/>
+      </w:pPr>
+      <w:r>
+        <w:rPr>
+          <w:color w:val="0D6B6B"/>
+        </w:rPr>
+        <w:t>5.1  Two Ways to Enable AI</w:t>
+      </w:r>
+    </w:p>
+    <w:p>
+      <w:pPr>
+        <w:spacing w:after="120"/>
+      </w:pPr>
+      <w:r>
+        <w:rPr>
+          <w:b w:val="0"/>
+          <w:i w:val="0"/>
+          <w:sz w:val="20"/>
+        </w:rPr>
+        <w:t>The ESG Health Check supports two independent ways to use AI — you do not need an admin to set it up for you:</w:t>
+      </w:r>
+    </w:p>
+    <w:tbl>
+      <w:tblPr>
+        <w:tblStyle w:val="TableGrid"/>
+        <w:tblW w:type="auto" w:w="0"/>
+        <w:tblLook w:firstColumn="1" w:firstRow="1" w:lastColumn="0" w:lastRow="0" w:noHBand="0" w:noVBand="1" w:val="04A0"/>
+      </w:tblPr>
+      <w:tblGrid>
+        <w:gridCol w:w="4703"/>
+        <w:gridCol w:w="4703"/>
+      </w:tblGrid>
+      <w:tr>
+        <w:tc>
+          <w:tcPr>
+            <w:tcW w:type="dxa" w:w="4703"/>
+            <w:shd w:val="clear" w:color="auto" w:fill="1A6B3C"/>
+          </w:tcPr>
+          <w:p>
+            <w:r>
+              <w:rPr>
+                <w:b/>
+                <w:color w:val="FFFFFF"/>
+                <w:sz w:val="18"/>
+              </w:rPr>
+              <w:t>AI Source</w:t>
+            </w:r>
+          </w:p>
+        </w:tc>
+        <w:tc>
+          <w:tcPr>
+            <w:tcW w:type="dxa" w:w="4703"/>
+            <w:shd w:val="clear" w:color="auto" w:fill="1A6B3C"/>
+          </w:tcPr>
+          <w:p>
+            <w:r>
+              <w:rPr>
+                <w:b/>
+                <w:color w:val="FFFFFF"/>
+                <w:sz w:val="18"/>
+              </w:rPr>
+              <w:t>How It Works</w:t>
+            </w:r>
+          </w:p>
+        </w:tc>
+      </w:tr>
+      <w:tr>
+        <w:tc>
+          <w:tcPr>
+            <w:tcW w:type="dxa" w:w="4703"/>
+            <w:shd w:val="clear" w:color="auto" w:fill="F6F9F7"/>
+          </w:tcPr>
+          <w:p>
+            <w:r>
+              <w:rPr>
+                <w:sz w:val="18"/>
+              </w:rPr>
+              <w:t>Admin AI Key</w:t>
+            </w:r>
+          </w:p>
+        </w:tc>
+        <w:tc>
+          <w:tcPr>
+            <w:tcW w:type="dxa" w:w="4703"/>
+            <w:shd w:val="clear" w:color="auto" w:fill="F6F9F7"/>
+          </w:tcPr>
+          <w:p>
+            <w:r>
+              <w:rPr>
+                <w:sz w:val="18"/>
+              </w:rPr>
+              <w:t>Set by your administrator in Admin Settings. Applies to all users of this installation. Takes priority over your personal key.</w:t>
+            </w:r>
+          </w:p>
+        </w:tc>
+      </w:tr>
+      <w:tr>
+        <w:tc>
+          <w:tcPr>
+            <w:tcW w:type="dxa" w:w="4703"/>
+            <w:shd w:val="clear" w:color="auto" w:fill="FFFFFF"/>
+          </w:tcPr>
+          <w:p>
+            <w:r>
+              <w:rPr>
+                <w:sz w:val="18"/>
+              </w:rPr>
+              <w:t>My AI Settings (Personal Key)</w:t>
+            </w:r>
+          </w:p>
+        </w:tc>
+        <w:tc>
+          <w:tcPr>
+            <w:tcW w:type="dxa" w:w="4703"/>
+            <w:shd w:val="clear" w:color="auto" w:fill="FFFFFF"/>
+          </w:tcPr>
+          <w:p>
+            <w:r>
+              <w:rPr>
+                <w:sz w:val="18"/>
+              </w:rPr>
+              <w:t>Set by you on the welcome screen. Your own Anthropic or Gemini API key stored only in your browser. Used when no admin key is active.</w:t>
+            </w:r>
+          </w:p>
+        </w:tc>
+      </w:tr>
+    </w:tbl>
+    <w:p/>
+    <w:p>
+      <w:pPr>
+        <w:pStyle w:val="Heading2"/>
+        <w:spacing w:before="160" w:after="80"/>
+      </w:pPr>
+      <w:r>
+        <w:rPr>
+          <w:color w:val="0D6B6B"/>
+        </w:rPr>
+        <w:t>5.2  Setting Up Your Own AI Key (My AI Settings)</w:t>
+      </w:r>
+    </w:p>
+    <w:p>
+      <w:pPr>
+        <w:spacing w:after="120"/>
+      </w:pPr>
+      <w:r>
+        <w:rPr>
+          <w:b w:val="0"/>
+          <w:i w:val="0"/>
+          <w:sz w:val="20"/>
+        </w:rPr>
+        <w:t>On the welcome screen, scroll down below the mode cards to find the '⚡ My AI Settings' panel:</w:t>
       </w:r>
     </w:p>
     <w:p>
       <w:pPr>
         <w:pStyle w:val="ListBullet"/>
+        <w:spacing w:after="60"/>
       </w:pPr>
-      <w:r/>
       <w:r>
         <w:rPr>
-          <w:b/>
+          <w:sz w:val="20"/>
         </w:rPr>
-        <w:t>Jurisdiction &amp; Factors:</w:t>
-      </w:r>
-      <w:r>
-        <w:t xml:space="preserve"> The Calculator automatically applies the emission factors and utility price rates for your chosen region (e.g. UK DEFRA, US EPA, EU AIB).</w:t>
+        <w:t>Click the panel header to expand it</w:t>
       </w:r>
     </w:p>
     <w:p>
       <w:pPr>
         <w:pStyle w:val="ListBullet"/>
+        <w:spacing w:after="60"/>
       </w:pPr>
       <w:r>
-        <w:t xml:space="preserve"> </w:t>
-      </w:r>
-      <w:r>
         <w:rPr>
-          <w:b/>
+          <w:sz w:val="20"/>
         </w:rPr>
-        <w:t>Step 1 (Fuel Combustion - Scope 1):</w:t>
-      </w:r>
-      <w:r>
-        <w:t xml:space="preserve"> Enter fuel volumes (Gas, Diesel, Petrol) and refrigerants.</w:t>
+        <w:t>Choose your preferred AI provider: Anthropic (Claude) or Google Gemini</w:t>
       </w:r>
     </w:p>
     <w:p>
       <w:pPr>
         <w:pStyle w:val="ListBullet"/>
+        <w:spacing w:after="60"/>
       </w:pPr>
       <w:r>
-        <w:t xml:space="preserve"> </w:t>
-      </w:r>
-      <w:r>
         <w:rPr>
-          <w:b/>
+          <w:sz w:val="20"/>
         </w:rPr>
-        <w:t>Step 2 (Grid Electricity - Scope 2):</w:t>
-      </w:r>
-      <w:r>
-        <w:t xml:space="preserve"> Input regional grid electricity consumption (kWh).</w:t>
+        <w:t>Paste your API key and click 'Save &amp; Enable'</w:t>
       </w:r>
     </w:p>
     <w:p>
       <w:pPr>
         <w:pStyle w:val="ListBullet"/>
+        <w:spacing w:after="60"/>
       </w:pPr>
       <w:r>
-        <w:t xml:space="preserve"> </w:t>
-      </w:r>
-      <w:r>
         <w:rPr>
-          <w:b/>
+          <w:sz w:val="20"/>
         </w:rPr>
-        <w:t>Step 3 (Value Chain - Scope 3):</w:t>
-      </w:r>
-      <w:r>
-        <w:t xml:space="preserve"> Enter business travel (commutes, flight/rail km), waste, water, paper, IT assets, and freight logistics.</w:t>
+        <w:t>The cost estimate is shown (approx. £0.004/session for Anthropic, £0.002/session for Gemini)</w:t>
       </w:r>
     </w:p>
     <w:p>
       <w:pPr>
         <w:pStyle w:val="ListBullet"/>
+        <w:spacing w:after="60"/>
       </w:pPr>
       <w:r>
-        <w:t xml:space="preserve"> </w:t>
+        <w:rPr>
+          <w:sz w:val="20"/>
+        </w:rPr>
+        <w:t>Your key is stored only in your browser — it is never sent to i-nocarbon or any server other than your chosen AI provider</w:t>
       </w:r>
+    </w:p>
+    <w:tbl>
+      <w:tblPr>
+        <w:tblStyle w:val="TableGrid"/>
+        <w:tblW w:type="auto" w:w="0"/>
+        <w:tblLook w:firstColumn="1" w:firstRow="1" w:lastColumn="0" w:lastRow="0" w:noHBand="0" w:noVBand="1" w:val="04A0"/>
+      </w:tblPr>
+      <w:tblGrid>
+        <w:gridCol w:w="9406"/>
+      </w:tblGrid>
+      <w:tr>
+        <w:tc>
+          <w:tcPr>
+            <w:tcW w:type="dxa" w:w="8640"/>
+            <w:shd w:val="clear" w:color="auto" w:fill="D8E6F5"/>
+          </w:tcPr>
+          <w:p>
+            <w:r>
+              <w:rPr>
+                <w:b/>
+                <w:color w:val="3B5F8A"/>
+                <w:sz w:val="20"/>
+              </w:rPr>
+              <w:t>How to Get an API Key</w:t>
+            </w:r>
+          </w:p>
+          <w:p>
+            <w:r>
+              <w:rPr>
+                <w:sz w:val="19"/>
+              </w:rPr>
+              <w:t>Anthropic (Claude):  console.anthropic.com  →  API Keys</w:t>
+            </w:r>
+          </w:p>
+          <w:p>
+            <w:r>
+              <w:rPr>
+                <w:sz w:val="19"/>
+              </w:rPr>
+              <w:t>Google Gemini:  aistudio.google.com  →  Get API Key</w:t>
+            </w:r>
+          </w:p>
+          <w:p>
+            <w:r>
+              <w:rPr>
+                <w:sz w:val="19"/>
+              </w:rPr>
+              <w:t>Free tiers are available on both platforms.</w:t>
+            </w:r>
+          </w:p>
+        </w:tc>
+      </w:tr>
+    </w:tbl>
+    <w:p/>
+    <w:p>
+      <w:pPr>
+        <w:pStyle w:val="Heading2"/>
+        <w:spacing w:before="160" w:after="80"/>
+      </w:pPr>
       <w:r>
         <w:rPr>
-          <w:b/>
+          <w:color w:val="0D6B6B"/>
         </w:rPr>
-        <w:t>Manual Overrides:</w:t>
+        <w:t>5.3  AI Chat Advisor</w:t>
       </w:r>
-      <w:r>
-        <w:t xml:space="preserve"> Check </w:t>
-      </w:r>
+    </w:p>
+    <w:p>
+      <w:pPr>
+        <w:spacing w:after="120"/>
+      </w:pPr>
       <w:r>
         <w:rPr>
-          <w:b/>
+          <w:b w:val="0"/>
+          <w:i w:val="0"/>
+          <w:sz w:val="20"/>
         </w:rPr>
-        <w:t>Enable custom overrides</w:t>
-      </w:r>
-      <w:r>
-        <w:t xml:space="preserve"> to manually input specific emission coefficients for absolute transparency.</w:t>
+        <w:t>When AI is enabled, the chat section at the bottom of your results provides contextual answers based on your specific scores, sector, and region. Quick-reply chips suggest common questions to get you started.</w:t>
       </w:r>
     </w:p>
     <w:p>
       <w:pPr>
         <w:pStyle w:val="Heading2"/>
+        <w:spacing w:before="160" w:after="80"/>
       </w:pPr>
       <w:r>
-        <w:t>Tab 5: Carbon Dashboard</w:t>
+        <w:rPr>
+          <w:color w:val="0D6B6B"/>
+        </w:rPr>
+        <w:t>5.4  AI in Your PDF Report</w:t>
       </w:r>
     </w:p>
     <w:p>
+      <w:pPr>
+        <w:spacing w:after="120"/>
+      </w:pPr>
       <w:r>
-        <w:t>Analyze carbon footprints, project savings, and review cost optimization.</w:t>
+        <w:rPr>
+          <w:b w:val="0"/>
+          <w:i w:val="0"/>
+          <w:sz w:val="20"/>
+        </w:rPr>
+        <w:t>The PDF export reflects your AI status:</w:t>
       </w:r>
     </w:p>
     <w:p>
       <w:pPr>
         <w:pStyle w:val="ListBullet"/>
+        <w:spacing w:after="60"/>
       </w:pPr>
-      <w:r/>
       <w:r>
         <w:rPr>
-          <w:b/>
+          <w:sz w:val="20"/>
         </w:rPr>
-        <w:t>Recalculation Alert:</w:t>
-      </w:r>
-      <w:r>
-        <w:t xml:space="preserve"> If you change inputs in the calculator *after* calculating, a </w:t>
-      </w:r>
-      <w:r>
-        <w:rPr>
-          <w:b/>
-        </w:rPr>
-        <w:t>Recalculation Required</w:t>
-      </w:r>
-      <w:r>
-        <w:t xml:space="preserve"> banner will appear. Click </w:t>
-      </w:r>
-      <w:r>
-        <w:rPr>
-          <w:b/>
-        </w:rPr>
-        <w:t>Recalculate Footprint</w:t>
-      </w:r>
-      <w:r>
-        <w:t xml:space="preserve"> to update the dashboard.</w:t>
+        <w:t>AI On: A green '✨ AI-ENHANCED REPORT' banner appears at the top, and a personalised executive summary is included</w:t>
       </w:r>
     </w:p>
     <w:p>
       <w:pPr>
         <w:pStyle w:val="ListBullet"/>
+        <w:spacing w:after="60"/>
       </w:pPr>
       <w:r>
-        <w:t xml:space="preserve"> </w:t>
-      </w:r>
-      <w:r>
         <w:rPr>
-          <w:b/>
+          <w:sz w:val="20"/>
         </w:rPr>
-        <w:t>Override Badge:</w:t>
-      </w:r>
-      <w:r>
-        <w:t xml:space="preserve"> A prominent banner highlights if custom factors are active, ensuring compliance transparency.</w:t>
+        <w:t>AI Off: A grey 'AI ADVISOR STATUS: DEACTIVATED' box explains what additional content would appear with AI enabled</w:t>
       </w:r>
     </w:p>
     <w:p>
       <w:pPr>
         <w:pStyle w:val="ListBullet"/>
+        <w:spacing w:after="60"/>
       </w:pPr>
       <w:r>
-        <w:t xml:space="preserve"> </w:t>
-      </w:r>
-      <w:r>
         <w:rPr>
-          <w:b/>
+          <w:sz w:val="20"/>
         </w:rPr>
-        <w:t>Decarbonization Recommendations:</w:t>
-      </w:r>
-      <w:r>
-        <w:t xml:space="preserve"> Review the </w:t>
-      </w:r>
-      <w:r>
-        <w:rPr>
-          <w:b/>
-        </w:rPr>
-        <w:t>Top 3</w:t>
-      </w:r>
-      <w:r>
-        <w:t xml:space="preserve"> highest-ROI project ideas.</w:t>
+        <w:t>The footer shows which AI provider (if any) was used to generate the report</w:t>
       </w:r>
     </w:p>
     <w:p>
       <w:pPr>
-        <w:pStyle w:val="ListBullet"/>
+        <w:pStyle w:val="Heading1"/>
+        <w:spacing w:before="280" w:after="80"/>
       </w:pPr>
       <w:r>
-        <w:t xml:space="preserve"> </w:t>
+        <w:rPr>
+          <w:color w:val="1A6B3C"/>
+        </w:rPr>
+        <w:t>6.  Exporting &amp; Saving Your Report</w:t>
       </w:r>
+    </w:p>
+    <w:tbl>
+      <w:tblPr>
+        <w:tblStyle w:val="TableGrid"/>
+        <w:tblW w:type="auto" w:w="0"/>
+        <w:tblLook w:firstColumn="1" w:firstRow="1" w:lastColumn="0" w:lastRow="0" w:noHBand="0" w:noVBand="1" w:val="04A0"/>
+      </w:tblPr>
+      <w:tblGrid>
+        <w:gridCol w:w="4703"/>
+        <w:gridCol w:w="4703"/>
+      </w:tblGrid>
+      <w:tr>
+        <w:tc>
+          <w:tcPr>
+            <w:tcW w:type="dxa" w:w="4703"/>
+            <w:shd w:val="clear" w:color="auto" w:fill="1A6B3C"/>
+          </w:tcPr>
+          <w:p>
+            <w:r>
+              <w:rPr>
+                <w:b/>
+                <w:color w:val="FFFFFF"/>
+                <w:sz w:val="18"/>
+              </w:rPr>
+              <w:t>Button</w:t>
+            </w:r>
+          </w:p>
+        </w:tc>
+        <w:tc>
+          <w:tcPr>
+            <w:tcW w:type="dxa" w:w="4703"/>
+            <w:shd w:val="clear" w:color="auto" w:fill="1A6B3C"/>
+          </w:tcPr>
+          <w:p>
+            <w:r>
+              <w:rPr>
+                <w:b/>
+                <w:color w:val="FFFFFF"/>
+                <w:sz w:val="18"/>
+              </w:rPr>
+              <w:t>What It Does</w:t>
+            </w:r>
+          </w:p>
+        </w:tc>
+      </w:tr>
+      <w:tr>
+        <w:tc>
+          <w:tcPr>
+            <w:tcW w:type="dxa" w:w="4703"/>
+            <w:shd w:val="clear" w:color="auto" w:fill="F6F9F7"/>
+          </w:tcPr>
+          <w:p>
+            <w:r>
+              <w:rPr>
+                <w:sz w:val="18"/>
+              </w:rPr>
+              <w:t>⬇ Export PDF</w:t>
+            </w:r>
+          </w:p>
+        </w:tc>
+        <w:tc>
+          <w:tcPr>
+            <w:tcW w:type="dxa" w:w="4703"/>
+            <w:shd w:val="clear" w:color="auto" w:fill="F6F9F7"/>
+          </w:tcPr>
+          <w:p>
+            <w:r>
+              <w:rPr>
+                <w:sz w:val="18"/>
+              </w:rPr>
+              <w:t>Generates a full PDF report including scores, charts, recommendations, frameworks, and AI content (if enabled). Saved to your Downloads folder.</w:t>
+            </w:r>
+          </w:p>
+        </w:tc>
+      </w:tr>
+      <w:tr>
+        <w:tc>
+          <w:tcPr>
+            <w:tcW w:type="dxa" w:w="4703"/>
+            <w:shd w:val="clear" w:color="auto" w:fill="FFFFFF"/>
+          </w:tcPr>
+          <w:p>
+            <w:r>
+              <w:rPr>
+                <w:sz w:val="18"/>
+              </w:rPr>
+              <w:t>💾 Download Backup</w:t>
+            </w:r>
+          </w:p>
+        </w:tc>
+        <w:tc>
+          <w:tcPr>
+            <w:tcW w:type="dxa" w:w="4703"/>
+            <w:shd w:val="clear" w:color="auto" w:fill="FFFFFF"/>
+          </w:tcPr>
+          <w:p>
+            <w:r>
+              <w:rPr>
+                <w:sz w:val="18"/>
+              </w:rPr>
+              <w:t>Saves all your answers and profile data as a JSON file. Use this to restore your assessment later or share with an administrator.</w:t>
+            </w:r>
+          </w:p>
+        </w:tc>
+      </w:tr>
+      <w:tr>
+        <w:tc>
+          <w:tcPr>
+            <w:tcW w:type="dxa" w:w="4703"/>
+            <w:shd w:val="clear" w:color="auto" w:fill="F6F9F7"/>
+          </w:tcPr>
+          <w:p>
+            <w:r>
+              <w:rPr>
+                <w:sz w:val="18"/>
+              </w:rPr>
+              <w:t>✏️ Edit Answers</w:t>
+            </w:r>
+          </w:p>
+        </w:tc>
+        <w:tc>
+          <w:tcPr>
+            <w:tcW w:type="dxa" w:w="4703"/>
+            <w:shd w:val="clear" w:color="auto" w:fill="F6F9F7"/>
+          </w:tcPr>
+          <w:p>
+            <w:r>
+              <w:rPr>
+                <w:sz w:val="18"/>
+              </w:rPr>
+              <w:t>Returns to the quiz at Section 1 with all answers pre-filled for review and editing.</w:t>
+            </w:r>
+          </w:p>
+        </w:tc>
+      </w:tr>
+      <w:tr>
+        <w:tc>
+          <w:tcPr>
+            <w:tcW w:type="dxa" w:w="4703"/>
+            <w:shd w:val="clear" w:color="auto" w:fill="FFFFFF"/>
+          </w:tcPr>
+          <w:p>
+            <w:r>
+              <w:rPr>
+                <w:sz w:val="18"/>
+              </w:rPr>
+              <w:t>🔄 Retake</w:t>
+            </w:r>
+          </w:p>
+        </w:tc>
+        <w:tc>
+          <w:tcPr>
+            <w:tcW w:type="dxa" w:w="4703"/>
+            <w:shd w:val="clear" w:color="auto" w:fill="FFFFFF"/>
+          </w:tcPr>
+          <w:p>
+            <w:r>
+              <w:rPr>
+                <w:sz w:val="18"/>
+              </w:rPr>
+              <w:t>Clears all answers and starts a completely fresh assessment.</w:t>
+            </w:r>
+          </w:p>
+        </w:tc>
+      </w:tr>
+    </w:tbl>
+    <w:p/>
+    <w:p>
+      <w:pPr>
+        <w:pStyle w:val="Heading2"/>
+        <w:spacing w:before="160" w:after="80"/>
+      </w:pPr>
       <w:r>
         <w:rPr>
-          <w:b/>
+          <w:color w:val="0D6B6B"/>
         </w:rPr>
-        <w:t>Optimization Select:</w:t>
-      </w:r>
-      <w:r>
-        <w:t xml:space="preserve"> Toggle the optimization dropdown to prioritize projects by </w:t>
-      </w:r>
-      <w:r>
-        <w:rPr>
-          <w:b/>
-        </w:rPr>
-        <w:t>Cost Savings (£)</w:t>
-      </w:r>
-      <w:r>
-        <w:t xml:space="preserve">, </w:t>
-      </w:r>
-      <w:r>
-        <w:rPr>
-          <w:b/>
-        </w:rPr>
-        <w:t>Emissions Reduction (tCO2e)</w:t>
-      </w:r>
-      <w:r>
-        <w:t xml:space="preserve">, or </w:t>
-      </w:r>
-      <w:r>
-        <w:rPr>
-          <w:b/>
-        </w:rPr>
-        <w:t>Combined MAC (Marginal Abatement Cost)</w:t>
-      </w:r>
-      <w:r>
-        <w:t>.</w:t>
+        <w:t>6.1  Receiving Results by Email</w:t>
       </w:r>
     </w:p>
     <w:p>
       <w:pPr>
-        <w:pStyle w:val="Heading2"/>
+        <w:spacing w:after="120"/>
       </w:pPr>
       <w:r>
-        <w:t>Tab 6: B-Corp Pathway</w:t>
-      </w:r>
-    </w:p>
-    <w:p>
-      <w:r>
-        <w:t>Verify your readiness for B Lab's certification track.</w:t>
+        <w:rPr>
+          <w:b w:val="0"/>
+          <w:i w:val="0"/>
+          <w:sz w:val="20"/>
+        </w:rPr>
+        <w:t>Enter your email address in the 'Receive these results by email' bar at the top of the results screen to have a copy sent to you.</w:t>
       </w:r>
     </w:p>
     <w:p>
       <w:pPr>
-        <w:pStyle w:val="ListBullet"/>
+        <w:pStyle w:val="Heading1"/>
+        <w:spacing w:before="280" w:after="80"/>
       </w:pPr>
-      <w:r/>
       <w:r>
         <w:rPr>
-          <w:b/>
+          <w:color w:val="1A6B3C"/>
         </w:rPr>
-        <w:t>Eligibility Check:</w:t>
-      </w:r>
-      <w:r>
-        <w:t xml:space="preserve"> Enter profit status, operating history, and controversy indicators. The system will flag if you are eligible for the Full Track or the Pending Startup Track.</w:t>
+        <w:t>7.  Demo Mode</w:t>
       </w:r>
     </w:p>
     <w:p>
       <w:pPr>
-        <w:pStyle w:val="ListBullet"/>
+        <w:spacing w:after="120"/>
       </w:pPr>
       <w:r>
-        <w:t xml:space="preserve"> </w:t>
-      </w:r>
-      <w:r>
         <w:rPr>
-          <w:b/>
+          <w:b w:val="0"/>
+          <w:i w:val="0"/>
+          <w:sz w:val="20"/>
         </w:rPr>
-        <w:t>BIA Checklist:</w:t>
-      </w:r>
-      <w:r>
-        <w:t xml:space="preserve"> Check off active indicators across Governance, Workers, Community, Environment, and Customers.</w:t>
+        <w:t>Click '▶ Run Demo — See Sample Results' on the welcome screen to view a pre-filled demonstration using 'Greenfield Manufacturing Ltd', a sample UK mid-market manufacturing company with a score of 50/100. This shows what a full results page looks like without completing the assessment yourself.</w:t>
       </w:r>
     </w:p>
     <w:p>
       <w:pPr>
-        <w:pStyle w:val="ListBullet"/>
+        <w:pStyle w:val="Heading1"/>
+        <w:spacing w:before="280" w:after="80"/>
       </w:pPr>
       <w:r>
-        <w:t xml:space="preserve"> </w:t>
-      </w:r>
-      <w:r>
         <w:rPr>
-          <w:b/>
+          <w:color w:val="1A6B3C"/>
         </w:rPr>
-        <w:t>B Lab Fees:</w:t>
-      </w:r>
-      <w:r>
-        <w:t xml:space="preserve"> Review your projected annual certification fees, which scale automatically based on your selected revenue range.</w:t>
+        <w:t>8.  Frequently Asked Questions</w:t>
       </w:r>
     </w:p>
-    <w:p>
-      <w:pPr>
-        <w:pStyle w:val="ListBullet"/>
-      </w:pPr>
-      <w:r>
-        <w:t xml:space="preserve"> </w:t>
-      </w:r>
-      <w:r>
-        <w:rPr>
-          <w:b/>
-        </w:rPr>
-        <w:t>State Syncing:</w:t>
-      </w:r>
-      <w:r>
-        <w:t xml:space="preserve"> Note that B-Corp maturity indicators sync with your ESG Diagnostic inputs, granting completion bonuses for carbon footprints.</w:t>
-      </w:r>
-    </w:p>
-    <w:p>
-      <w:pPr>
-        <w:pStyle w:val="Heading2"/>
-      </w:pPr>
-      <w:r>
-        <w:t>Tab 7: Consolidated Report</w:t>
-      </w:r>
-    </w:p>
-    <w:p>
-      <w:r>
-        <w:t>Compile all structured assessments, calculations, and qualitative disclosures into a single audit-ready file.</w:t>
-      </w:r>
-    </w:p>
-    <w:p>
-      <w:pPr>
-        <w:pStyle w:val="ListBullet"/>
-      </w:pPr>
-      <w:r>
-        <w:t xml:space="preserve">Enter the </w:t>
-      </w:r>
-      <w:r>
-        <w:rPr>
-          <w:b/>
-        </w:rPr>
-        <w:t>Reporting Period</w:t>
-      </w:r>
-      <w:r>
-        <w:t xml:space="preserve"> (e.g., FY2026/27) and the </w:t>
-      </w:r>
-      <w:r>
-        <w:rPr>
-          <w:b/>
-        </w:rPr>
-        <w:t>Target Assurance Level</w:t>
-      </w:r>
-      <w:r>
-        <w:t xml:space="preserve"> (e.g., Limited Assurance).</w:t>
-      </w:r>
-    </w:p>
-    <w:p>
-      <w:pPr>
-        <w:pStyle w:val="ListBullet"/>
-      </w:pPr>
-      <w:r>
-        <w:t xml:space="preserve"> Click </w:t>
-      </w:r>
-      <w:r>
-        <w:rPr>
-          <w:b/>
-        </w:rPr>
-        <w:t>Generate Audit-Ready Report</w:t>
-      </w:r>
-      <w:r>
-        <w:t xml:space="preserve"> to construct the report.</w:t>
-      </w:r>
-    </w:p>
-    <w:p>
-      <w:pPr>
-        <w:pStyle w:val="ListBullet"/>
-      </w:pPr>
-      <w:r>
-        <w:t xml:space="preserve"> </w:t>
-      </w:r>
-      <w:r>
-        <w:rPr>
-          <w:b/>
-        </w:rPr>
-        <w:t>Print / PDF Export:</w:t>
-      </w:r>
-      <w:r>
-        <w:t xml:space="preserve"> Press </w:t>
-      </w:r>
-      <w:r>
-        <w:rPr>
-          <w:rFonts w:ascii="Consolas" w:hAnsi="Consolas"/>
-          <w:color w:val="C0392B"/>
-          <w:sz w:val="19"/>
-        </w:rPr>
-        <w:t>Ctrl + P</w:t>
-      </w:r>
-      <w:r>
-        <w:t xml:space="preserve"> (or click your browser's Print option). The layout automatically applies print media rules, hiding navigation tabs and dashboard options to print a clean corporate PDF document.</w:t>
-      </w:r>
-    </w:p>
+    <w:tbl>
+      <w:tblPr>
+        <w:tblStyle w:val="TableGrid"/>
+        <w:tblW w:type="auto" w:w="0"/>
+        <w:tblLook w:firstColumn="1" w:firstRow="1" w:lastColumn="0" w:lastRow="0" w:noHBand="0" w:noVBand="1" w:val="04A0"/>
+      </w:tblPr>
+      <w:tblGrid>
+        <w:gridCol w:w="4703"/>
+        <w:gridCol w:w="4703"/>
+      </w:tblGrid>
+      <w:tr>
+        <w:tc>
+          <w:tcPr>
+            <w:tcW w:type="dxa" w:w="4703"/>
+            <w:shd w:val="clear" w:color="auto" w:fill="1A6B3C"/>
+          </w:tcPr>
+          <w:p>
+            <w:r>
+              <w:rPr>
+                <w:b/>
+                <w:color w:val="FFFFFF"/>
+                <w:sz w:val="18"/>
+              </w:rPr>
+              <w:t>Question</w:t>
+            </w:r>
+          </w:p>
+        </w:tc>
+        <w:tc>
+          <w:tcPr>
+            <w:tcW w:type="dxa" w:w="4703"/>
+            <w:shd w:val="clear" w:color="auto" w:fill="1A6B3C"/>
+          </w:tcPr>
+          <w:p>
+            <w:r>
+              <w:rPr>
+                <w:b/>
+                <w:color w:val="FFFFFF"/>
+                <w:sz w:val="18"/>
+              </w:rPr>
+              <w:t>Answer</w:t>
+            </w:r>
+          </w:p>
+        </w:tc>
+      </w:tr>
+      <w:tr>
+        <w:tc>
+          <w:tcPr>
+            <w:tcW w:type="dxa" w:w="4703"/>
+            <w:shd w:val="clear" w:color="auto" w:fill="F6F9F7"/>
+          </w:tcPr>
+          <w:p>
+            <w:r>
+              <w:rPr>
+                <w:sz w:val="18"/>
+              </w:rPr>
+              <w:t>My answers have disappeared</w:t>
+            </w:r>
+          </w:p>
+        </w:tc>
+        <w:tc>
+          <w:tcPr>
+            <w:tcW w:type="dxa" w:w="4703"/>
+            <w:shd w:val="clear" w:color="auto" w:fill="F6F9F7"/>
+          </w:tcPr>
+          <w:p>
+            <w:r>
+              <w:rPr>
+                <w:sz w:val="18"/>
+              </w:rPr>
+              <w:t>Your browser cache may have been cleared. Always use 'Download Backup' after completing an assessment to save a permanent copy.</w:t>
+            </w:r>
+          </w:p>
+        </w:tc>
+      </w:tr>
+      <w:tr>
+        <w:tc>
+          <w:tcPr>
+            <w:tcW w:type="dxa" w:w="4703"/>
+            <w:shd w:val="clear" w:color="auto" w:fill="FFFFFF"/>
+          </w:tcPr>
+          <w:p>
+            <w:r>
+              <w:rPr>
+                <w:sz w:val="18"/>
+              </w:rPr>
+              <w:t>AI features are not working</w:t>
+            </w:r>
+          </w:p>
+        </w:tc>
+        <w:tc>
+          <w:tcPr>
+            <w:tcW w:type="dxa" w:w="4703"/>
+            <w:shd w:val="clear" w:color="auto" w:fill="FFFFFF"/>
+          </w:tcPr>
+          <w:p>
+            <w:r>
+              <w:rPr>
+                <w:sz w:val="18"/>
+              </w:rPr>
+              <w:t>Check that a valid API key has been saved in 'My AI Settings' (personal) or ask your administrator to enable the Admin AI key.</w:t>
+            </w:r>
+          </w:p>
+        </w:tc>
+      </w:tr>
+      <w:tr>
+        <w:tc>
+          <w:tcPr>
+            <w:tcW w:type="dxa" w:w="4703"/>
+            <w:shd w:val="clear" w:color="auto" w:fill="F6F9F7"/>
+          </w:tcPr>
+          <w:p>
+            <w:r>
+              <w:rPr>
+                <w:sz w:val="18"/>
+              </w:rPr>
+              <w:t>The PDF is missing AI content</w:t>
+            </w:r>
+          </w:p>
+        </w:tc>
+        <w:tc>
+          <w:tcPr>
+            <w:tcW w:type="dxa" w:w="4703"/>
+            <w:shd w:val="clear" w:color="auto" w:fill="F6F9F7"/>
+          </w:tcPr>
+          <w:p>
+            <w:r>
+              <w:rPr>
+                <w:sz w:val="18"/>
+              </w:rPr>
+              <w:t>AI must be enabled before clicking 'Export PDF'. The PDF captures the current state of the results screen.</w:t>
+            </w:r>
+          </w:p>
+        </w:tc>
+      </w:tr>
+      <w:tr>
+        <w:tc>
+          <w:tcPr>
+            <w:tcW w:type="dxa" w:w="4703"/>
+            <w:shd w:val="clear" w:color="auto" w:fill="FFFFFF"/>
+          </w:tcPr>
+          <w:p>
+            <w:r>
+              <w:rPr>
+                <w:sz w:val="18"/>
+              </w:rPr>
+              <w:t>I want to change my answers</w:t>
+            </w:r>
+          </w:p>
+        </w:tc>
+        <w:tc>
+          <w:tcPr>
+            <w:tcW w:type="dxa" w:w="4703"/>
+            <w:shd w:val="clear" w:color="auto" w:fill="FFFFFF"/>
+          </w:tcPr>
+          <w:p>
+            <w:r>
+              <w:rPr>
+                <w:sz w:val="18"/>
+              </w:rPr>
+              <w:t>Click '✏️ Edit Answers' on the results screen to return to Section 1 with all existing answers preserved.</w:t>
+            </w:r>
+          </w:p>
+        </w:tc>
+      </w:tr>
+      <w:tr>
+        <w:tc>
+          <w:tcPr>
+            <w:tcW w:type="dxa" w:w="4703"/>
+            <w:shd w:val="clear" w:color="auto" w:fill="F6F9F7"/>
+          </w:tcPr>
+          <w:p>
+            <w:r>
+              <w:rPr>
+                <w:sz w:val="18"/>
+              </w:rPr>
+              <w:t>The tool asks me to confirm before showing results</w:t>
+            </w:r>
+          </w:p>
+        </w:tc>
+        <w:tc>
+          <w:tcPr>
+            <w:tcW w:type="dxa" w:w="4703"/>
+            <w:shd w:val="clear" w:color="auto" w:fill="F6F9F7"/>
+          </w:tcPr>
+          <w:p>
+            <w:r>
+              <w:rPr>
+                <w:sz w:val="18"/>
+              </w:rPr>
+              <w:t>This is the Satisfaction Gate — a brief check to ensure you are happy with your answers. Click 'Edit My Answers' to review or 'Yes, Show My Report' to proceed.</w:t>
+            </w:r>
+          </w:p>
+        </w:tc>
+      </w:tr>
+      <w:tr>
+        <w:tc>
+          <w:tcPr>
+            <w:tcW w:type="dxa" w:w="4703"/>
+            <w:shd w:val="clear" w:color="auto" w:fill="FFFFFF"/>
+          </w:tcPr>
+          <w:p>
+            <w:r>
+              <w:rPr>
+                <w:sz w:val="18"/>
+              </w:rPr>
+              <w:t>Can I use this on my phone?</w:t>
+            </w:r>
+          </w:p>
+        </w:tc>
+        <w:tc>
+          <w:tcPr>
+            <w:tcW w:type="dxa" w:w="4703"/>
+            <w:shd w:val="clear" w:color="auto" w:fill="FFFFFF"/>
+          </w:tcPr>
+          <w:p>
+            <w:r>
+              <w:rPr>
+                <w:sz w:val="18"/>
+              </w:rPr>
+              <w:t>Yes — the tool is fully responsive and works on mobile browsers. The admin bar at the bottom adapts to smaller screens.</w:t>
+            </w:r>
+          </w:p>
+        </w:tc>
+      </w:tr>
+    </w:tbl>
+    <w:p/>
+    <w:p/>
+    <w:tbl>
+      <w:tblPr>
+        <w:tblStyle w:val="TableGrid"/>
+        <w:tblW w:type="auto" w:w="0"/>
+        <w:tblLook w:firstColumn="1" w:firstRow="1" w:lastColumn="0" w:lastRow="0" w:noHBand="0" w:noVBand="1" w:val="04A0"/>
+      </w:tblPr>
+      <w:tblGrid>
+        <w:gridCol w:w="9406"/>
+      </w:tblGrid>
+      <w:tr>
+        <w:tc>
+          <w:tcPr>
+            <w:tcW w:type="dxa" w:w="8640"/>
+            <w:shd w:val="clear" w:color="auto" w:fill="D6EDDF"/>
+          </w:tcPr>
+          <w:p>
+            <w:r>
+              <w:rPr>
+                <w:b/>
+                <w:color w:val="0F4226"/>
+                <w:sz w:val="20"/>
+              </w:rPr>
+              <w:t>Security &amp; Privacy</w:t>
+            </w:r>
+          </w:p>
+          <w:p>
+            <w:r>
+              <w:rPr>
+                <w:sz w:val="19"/>
+              </w:rPr>
+              <w:t>No answers, names, or API keys are ever stored on i-nocarbon servers.</w:t>
+            </w:r>
+          </w:p>
+          <w:p>
+            <w:r>
+              <w:rPr>
+                <w:sz w:val="19"/>
+              </w:rPr>
+              <w:t>All data stays in your browser's localStorage unless you explicitly export it.</w:t>
+            </w:r>
+          </w:p>
+          <w:p>
+            <w:r>
+              <w:rPr>
+                <w:sz w:val="19"/>
+              </w:rPr>
+              <w:t>API keys are stored locally and deleted when you clear your browser storage.</w:t>
+            </w:r>
+          </w:p>
+          <w:p>
+            <w:r>
+              <w:rPr>
+                <w:sz w:val="19"/>
+              </w:rPr>
+              <w:t>ESG Health Check V4.1  |  i-nocarbon  |  info@i-nocarbon.com  |  June 2026</w:t>
+            </w:r>
+          </w:p>
+        </w:tc>
+      </w:tr>
+    </w:tbl>
+    <w:p/>
     <w:sectPr>
       <w:pgSz w:w="12240" w:h="15840"/>
-      <w:pgMar w:top="1440" w:right="1440" w:bottom="1440" w:left="1440" w:header="720" w:footer="720" w:gutter="0"/>
+      <w:pgMar w:top="1134" w:right="1417" w:bottom="1134" w:left="1417" w:header="720" w:footer="720" w:gutter="0"/>
       <w:cols w:space="720"/>
       <w:docGrid w:linePitch="360"/>
     </w:sectPr>
@@ -1326,11 +2603,6 @@
     <w:name w:val="Normal"/>
     <w:qFormat/>
     <w:rsid w:val="00FC693F"/>
-    <w:rPr>
-      <w:rFonts w:ascii="Arial" w:hAnsi="Arial"/>
-      <w:color w:val="2D4A38"/>
-      <w:sz w:val="21"/>
-    </w:rPr>
   </w:style>
   <w:style w:type="paragraph" w:styleId="Header">
     <w:name w:val="header"/>
@@ -1387,15 +2659,15 @@
     <w:pPr>
       <w:keepNext/>
       <w:keepLines/>
-      <w:spacing w:before="320" w:after="160"/>
+      <w:spacing w:before="480" w:after="0"/>
       <w:outlineLvl w:val="0"/>
     </w:pPr>
     <w:rPr>
-      <w:rFonts w:asciiTheme="majorHAnsi" w:eastAsiaTheme="majorEastAsia" w:hAnsiTheme="majorHAnsi" w:cstheme="majorBidi" w:ascii="Arial" w:hAnsi="Arial"/>
+      <w:rFonts w:asciiTheme="majorHAnsi" w:eastAsiaTheme="majorEastAsia" w:hAnsiTheme="majorHAnsi" w:cstheme="majorBidi"/>
       <w:b/>
       <w:bCs/>
-      <w:color w:val="1A6B3C"/>
-      <w:sz w:val="36"/>
+      <w:color w:val="365F91" w:themeColor="accent1" w:themeShade="BF"/>
+      <w:sz w:val="28"/>
       <w:szCs w:val="28"/>
     </w:rPr>
   </w:style>
@@ -1411,15 +2683,15 @@
     <w:pPr>
       <w:keepNext/>
       <w:keepLines/>
-      <w:spacing w:before="240" w:after="120"/>
+      <w:spacing w:before="200" w:after="0"/>
       <w:outlineLvl w:val="1"/>
     </w:pPr>
     <w:rPr>
-      <w:rFonts w:asciiTheme="majorHAnsi" w:eastAsiaTheme="majorEastAsia" w:hAnsiTheme="majorHAnsi" w:cstheme="majorBidi" w:ascii="Arial" w:hAnsi="Arial"/>
+      <w:rFonts w:asciiTheme="majorHAnsi" w:eastAsiaTheme="majorEastAsia" w:hAnsiTheme="majorHAnsi" w:cstheme="majorBidi"/>
       <w:b/>
       <w:bCs/>
-      <w:color w:val="1A6B3C"/>
-      <w:sz w:val="28"/>
+      <w:color w:val="4F81BD" w:themeColor="accent1"/>
+      <w:sz w:val="26"/>
       <w:szCs w:val="26"/>
     </w:rPr>
   </w:style>
@@ -1435,15 +2707,14 @@
     <w:pPr>
       <w:keepNext/>
       <w:keepLines/>
-      <w:spacing w:before="200" w:after="80"/>
+      <w:spacing w:before="200" w:after="0"/>
       <w:outlineLvl w:val="2"/>
     </w:pPr>
     <w:rPr>
-      <w:rFonts w:asciiTheme="majorHAnsi" w:eastAsiaTheme="majorEastAsia" w:hAnsiTheme="majorHAnsi" w:cstheme="majorBidi" w:ascii="Arial" w:hAnsi="Arial"/>
+      <w:rFonts w:asciiTheme="majorHAnsi" w:eastAsiaTheme="majorEastAsia" w:hAnsiTheme="majorHAnsi" w:cstheme="majorBidi"/>
       <w:b/>
       <w:bCs/>
-      <w:color w:val="2D4A38"/>
-      <w:sz w:val="24"/>
+      <w:color w:val="4F81BD" w:themeColor="accent1"/>
     </w:rPr>
   </w:style>
   <w:style w:type="paragraph" w:styleId="Heading4">
